--- a/SantanderCS/report/2.5_모델평가_ejm.docx
+++ b/SantanderCS/report/2.5_모델평가_ejm.docx
@@ -3901,7 +3901,7 @@
           <w:noProof/>
         </w:rPr>
         <w:drawing>
-          <wp:inline distT="0" distB="0" distL="0" distR="0" wp14:anchorId="21E265FB" wp14:editId="6A9EC4FE">
+          <wp:inline distT="0" distB="0" distL="0" distR="0" wp14:anchorId="21E265FB" wp14:editId="172A941C">
             <wp:extent cx="6476527" cy="5116131"/>
             <wp:effectExtent l="0" t="0" r="635" b="8890"/>
             <wp:docPr id="1641679381" name="그림 4"/>
@@ -3949,13 +3949,7 @@
         </w:drawing>
       </w:r>
     </w:p>
-    <w:p>
-      <w:pPr>
-        <w:rPr>
-          <w:rFonts w:hint="eastAsia"/>
-        </w:rPr>
-      </w:pPr>
-    </w:p>
+    <w:p/>
     <w:p>
       <w:r>
         <w:rPr>
@@ -7763,6 +7757,132 @@
         <w:t xml:space="preserve"> 파악</w:t>
       </w:r>
     </w:p>
+    <w:p>
+      <w:pPr>
+        <w:pStyle w:val="a6"/>
+        <w:numPr>
+          <w:ilvl w:val="0"/>
+          <w:numId w:val="56"/>
+        </w:numPr>
+        <w:ind w:leftChars="0"/>
+      </w:pPr>
+      <w:r>
+        <w:rPr>
+          <w:b/>
+          <w:bCs/>
+        </w:rPr>
+        <w:t>극심한 클래스 불균형:</w:t>
+      </w:r>
+      <w:r>
+        <w:t xml:space="preserve"> 모든 모델의 초기 성능(1차 평가)에서 Recall과 F1-Score가 매우 낮게 나왔던 근본적인 원인</w:t>
+      </w:r>
+      <w:r>
+        <w:rPr>
+          <w:rFonts w:hint="eastAsia"/>
+        </w:rPr>
+        <w:t>이다</w:t>
+      </w:r>
+      <w:r>
+        <w:t>.</w:t>
+      </w:r>
+    </w:p>
+    <w:p>
+      <w:pPr>
+        <w:pStyle w:val="a6"/>
+        <w:numPr>
+          <w:ilvl w:val="0"/>
+          <w:numId w:val="56"/>
+        </w:numPr>
+        <w:ind w:leftChars="0"/>
+      </w:pPr>
+      <w:proofErr w:type="spellStart"/>
+      <w:r>
+        <w:rPr>
+          <w:b/>
+          <w:bCs/>
+        </w:rPr>
+        <w:t>XGBoost</w:t>
+      </w:r>
+      <w:proofErr w:type="spellEnd"/>
+      <w:r>
+        <w:rPr>
+          <w:b/>
+          <w:bCs/>
+        </w:rPr>
+        <w:t xml:space="preserve">의 예측 </w:t>
+      </w:r>
+      <w:proofErr w:type="spellStart"/>
+      <w:r>
+        <w:rPr>
+          <w:b/>
+          <w:bCs/>
+        </w:rPr>
+        <w:t>임계값</w:t>
+      </w:r>
+      <w:proofErr w:type="spellEnd"/>
+      <w:r>
+        <w:rPr>
+          <w:b/>
+          <w:bCs/>
+        </w:rPr>
+        <w:t>/과소적합 문제:</w:t>
+      </w:r>
+      <w:r>
+        <w:t xml:space="preserve"> 2차 평가에서 </w:t>
+      </w:r>
+      <w:proofErr w:type="spellStart"/>
+      <w:r>
+        <w:t>XGBoost</w:t>
+      </w:r>
+      <w:proofErr w:type="spellEnd"/>
+      <w:r>
+        <w:t xml:space="preserve">는 TP가 2건으로 사실상 분류기의 역할을 상실했습니다. 이는 </w:t>
+      </w:r>
+      <w:proofErr w:type="spellStart"/>
+      <w:r>
+        <w:rPr>
+          <w:b/>
+          <w:bCs/>
+        </w:rPr>
+        <w:t>임계값</w:t>
+      </w:r>
+      <w:proofErr w:type="spellEnd"/>
+      <w:r>
+        <w:rPr>
+          <w:b/>
+          <w:bCs/>
+        </w:rPr>
+        <w:t xml:space="preserve"> 조정, 클래스 가중치 미적용, </w:t>
+      </w:r>
+      <w:proofErr w:type="spellStart"/>
+      <w:r>
+        <w:rPr>
+          <w:b/>
+          <w:bCs/>
+        </w:rPr>
+        <w:t>하이퍼파라미터</w:t>
+      </w:r>
+      <w:proofErr w:type="spellEnd"/>
+      <w:r>
+        <w:rPr>
+          <w:b/>
+          <w:bCs/>
+        </w:rPr>
+        <w:t xml:space="preserve"> 최적화 부족</w:t>
+      </w:r>
+      <w:r>
+        <w:t xml:space="preserve"> 등 복합적인 문제가 있음을 의</w:t>
+      </w:r>
+      <w:r>
+        <w:rPr>
+          <w:rFonts w:hint="eastAsia"/>
+        </w:rPr>
+        <w:t>미한다</w:t>
+      </w:r>
+      <w:r>
+        <w:t>.</w:t>
+      </w:r>
+    </w:p>
     <w:p/>
     <w:p>
       <w:pPr>
@@ -7772,6 +7892,7 @@
         <w:rPr>
           <w:rFonts w:hint="eastAsia"/>
         </w:rPr>
+        <w:lastRenderedPageBreak/>
         <w:t>2.5.4 모델 해석</w:t>
       </w:r>
     </w:p>
@@ -7801,22 +7922,1774 @@
       </w:r>
     </w:p>
     <w:p>
-      <w:pPr>
-        <w:pStyle w:val="4"/>
-      </w:pPr>
-      <w:r>
-        <w:rPr>
-          <w:rFonts w:hint="eastAsia"/>
-        </w:rPr>
-        <w:t>2.5.4.2 주요 인사이트</w:t>
+      <w:r>
+        <w:t>본 분석에서는 기계 학습 모델의 결과를 해석하기 위해 **SHAP (</w:t>
+      </w:r>
+      <w:proofErr w:type="spellStart"/>
+      <w:r>
+        <w:t>SHapley</w:t>
+      </w:r>
+      <w:proofErr w:type="spellEnd"/>
+      <w:r>
+        <w:t xml:space="preserve"> Additive </w:t>
+      </w:r>
+      <w:proofErr w:type="spellStart"/>
+      <w:r>
+        <w:t>exPlanations</w:t>
+      </w:r>
+      <w:proofErr w:type="spellEnd"/>
+      <w:r>
+        <w:t>)**을 주요 도구로 선정했습니다.</w:t>
       </w:r>
     </w:p>
     <w:p>
+      <w:pPr>
+        <w:numPr>
+          <w:ilvl w:val="0"/>
+          <w:numId w:val="57"/>
+        </w:numPr>
+      </w:pPr>
+      <w:r>
+        <w:rPr>
+          <w:b/>
+          <w:bCs/>
+        </w:rPr>
+        <w:t>SHAP 선정 사유:</w:t>
+      </w:r>
+    </w:p>
+    <w:p>
+      <w:pPr>
+        <w:numPr>
+          <w:ilvl w:val="1"/>
+          <w:numId w:val="57"/>
+        </w:numPr>
+      </w:pPr>
+      <w:r>
+        <w:rPr>
+          <w:b/>
+          <w:bCs/>
+        </w:rPr>
+        <w:t>이론적 정합성:</w:t>
+      </w:r>
+      <w:r>
+        <w:t xml:space="preserve"> 게임 이론의 </w:t>
+      </w:r>
+      <w:proofErr w:type="spellStart"/>
+      <w:r>
+        <w:t>샤플리</w:t>
+      </w:r>
+      <w:proofErr w:type="spellEnd"/>
+      <w:r>
+        <w:t xml:space="preserve"> 값(Shapley Value)을 기반으로 하여, 피처 중요도 기여에 대한 </w:t>
+      </w:r>
+      <w:r>
+        <w:rPr>
+          <w:b/>
+          <w:bCs/>
+        </w:rPr>
+        <w:t>유일하고 일관된 이론적 근거</w:t>
+      </w:r>
+      <w:r>
+        <w:t>를 제공합니다.</w:t>
+      </w:r>
+    </w:p>
+    <w:p>
+      <w:pPr>
+        <w:numPr>
+          <w:ilvl w:val="1"/>
+          <w:numId w:val="57"/>
+        </w:numPr>
+      </w:pPr>
+      <w:r>
+        <w:rPr>
+          <w:b/>
+          <w:bCs/>
+        </w:rPr>
+        <w:t>모델 불가지론(Model Agnostic) 및 특정 모델 지원:</w:t>
+      </w:r>
+      <w:r>
+        <w:t xml:space="preserve"> 기본적으로 어떤 모델에도 적용 가능하며, 특히 </w:t>
+      </w:r>
+      <w:proofErr w:type="spellStart"/>
+      <w:r>
+        <w:t>LightGBM</w:t>
+      </w:r>
+      <w:proofErr w:type="spellEnd"/>
+      <w:r>
+        <w:t xml:space="preserve">, </w:t>
+      </w:r>
+      <w:proofErr w:type="spellStart"/>
+      <w:r>
+        <w:t>XGBoost</w:t>
+      </w:r>
+      <w:proofErr w:type="spellEnd"/>
+      <w:r>
+        <w:t>와 같은 트리 기반 모델은 내장된 효율적인Tree Explainer를 사용하여 빠르고 정확한 해석이 가능합니다.</w:t>
+      </w:r>
+    </w:p>
+    <w:p>
+      <w:pPr>
+        <w:numPr>
+          <w:ilvl w:val="1"/>
+          <w:numId w:val="57"/>
+        </w:numPr>
+      </w:pPr>
+      <w:r>
+        <w:rPr>
+          <w:b/>
+          <w:bCs/>
+        </w:rPr>
+        <w:t>지역적/전역적 해석:</w:t>
+      </w:r>
+      <w:r>
+        <w:t xml:space="preserve"> 개별 예측에 대한 피처 기여도 (</w:t>
+      </w:r>
+      <w:r>
+        <w:rPr>
+          <w:b/>
+          <w:bCs/>
+        </w:rPr>
+        <w:t>지역적 해석</w:t>
+      </w:r>
+      <w:r>
+        <w:t>)와 모델 전체의 피처 중요도 순위 (</w:t>
+      </w:r>
+      <w:r>
+        <w:rPr>
+          <w:b/>
+          <w:bCs/>
+        </w:rPr>
+        <w:t>전역적 해석</w:t>
+      </w:r>
+      <w:r>
+        <w:t>)를 모두 제공합니다.</w:t>
+      </w:r>
+    </w:p>
+    <w:p>
+      <w:pPr>
+        <w:numPr>
+          <w:ilvl w:val="0"/>
+          <w:numId w:val="57"/>
+        </w:numPr>
+      </w:pPr>
+      <w:r>
+        <w:rPr>
+          <w:b/>
+          <w:bCs/>
+        </w:rPr>
+        <w:t>SHAP 해석 예시 코드 (</w:t>
+      </w:r>
+      <w:proofErr w:type="spellStart"/>
+      <w:r>
+        <w:rPr>
+          <w:b/>
+          <w:bCs/>
+        </w:rPr>
+        <w:t>LightGBM</w:t>
+      </w:r>
+      <w:proofErr w:type="spellEnd"/>
+      <w:r>
+        <w:rPr>
+          <w:b/>
+          <w:bCs/>
+        </w:rPr>
+        <w:t xml:space="preserve"> 모델 기준):</w:t>
+      </w:r>
+    </w:p>
+    <w:tbl>
+      <w:tblPr>
+        <w:tblStyle w:val="af3"/>
+        <w:tblW w:w="0" w:type="auto"/>
+        <w:tblLook w:val="04A0" w:firstRow="1" w:lastRow="0" w:firstColumn="1" w:lastColumn="0" w:noHBand="0" w:noVBand="1"/>
+      </w:tblPr>
+      <w:tblGrid>
+        <w:gridCol w:w="10456"/>
+      </w:tblGrid>
+      <w:tr>
+        <w:trPr>
+          <w:trHeight w:val="6369"/>
+        </w:trPr>
+        <w:tc>
+          <w:tcPr>
+            <w:tcW w:w="10456" w:type="dxa"/>
+          </w:tcPr>
+          <w:p>
+            <w:r>
+              <w:t xml:space="preserve"># 필요한 라이브러리 </w:t>
+            </w:r>
+            <w:proofErr w:type="spellStart"/>
+            <w:r>
+              <w:t>임포트</w:t>
+            </w:r>
+            <w:proofErr w:type="spellEnd"/>
+            <w:r>
+              <w:t xml:space="preserve"> (</w:t>
+            </w:r>
+            <w:proofErr w:type="spellStart"/>
+            <w:r>
+              <w:t>shap</w:t>
+            </w:r>
+            <w:proofErr w:type="spellEnd"/>
+            <w:r>
+              <w:t xml:space="preserve">, </w:t>
+            </w:r>
+            <w:proofErr w:type="spellStart"/>
+            <w:r>
+              <w:t>lightgbm</w:t>
+            </w:r>
+            <w:proofErr w:type="spellEnd"/>
+            <w:r>
+              <w:t>)</w:t>
+            </w:r>
+          </w:p>
+          <w:p>
+            <w:r>
+              <w:t>import sys</w:t>
+            </w:r>
+          </w:p>
+          <w:p>
+            <w:proofErr w:type="spellStart"/>
+            <w:r>
+              <w:t>project_root</w:t>
+            </w:r>
+            <w:proofErr w:type="spellEnd"/>
+            <w:r>
+              <w:t xml:space="preserve"> = "c:/big20/git/big20-ML-project2-team3/SantanderCS"</w:t>
+            </w:r>
+          </w:p>
+          <w:p>
+            <w:r>
+              <w:t xml:space="preserve"># </w:t>
+            </w:r>
+            <w:proofErr w:type="spellStart"/>
+            <w:proofErr w:type="gramStart"/>
+            <w:r>
+              <w:t>sys.path</w:t>
+            </w:r>
+            <w:proofErr w:type="spellEnd"/>
+            <w:proofErr w:type="gramEnd"/>
+            <w:r>
+              <w:t>에 추가 (모듈 import용)</w:t>
+            </w:r>
+          </w:p>
+          <w:p>
+            <w:r>
+              <w:t xml:space="preserve">if </w:t>
+            </w:r>
+            <w:proofErr w:type="spellStart"/>
+            <w:r>
+              <w:t>project_root</w:t>
+            </w:r>
+            <w:proofErr w:type="spellEnd"/>
+            <w:r>
+              <w:t xml:space="preserve"> not in </w:t>
+            </w:r>
+            <w:proofErr w:type="spellStart"/>
+            <w:proofErr w:type="gramStart"/>
+            <w:r>
+              <w:t>sys.path</w:t>
+            </w:r>
+            <w:proofErr w:type="spellEnd"/>
+            <w:proofErr w:type="gramEnd"/>
+            <w:r>
+              <w:t>:</w:t>
+            </w:r>
+          </w:p>
+          <w:p>
+            <w:r>
+              <w:t xml:space="preserve">    </w:t>
+            </w:r>
+            <w:proofErr w:type="spellStart"/>
+            <w:proofErr w:type="gramStart"/>
+            <w:r>
+              <w:t>sys.path</w:t>
+            </w:r>
+            <w:proofErr w:type="gramEnd"/>
+            <w:r>
+              <w:t>.</w:t>
+            </w:r>
+            <w:proofErr w:type="gramStart"/>
+            <w:r>
+              <w:t>insert</w:t>
+            </w:r>
+            <w:proofErr w:type="spellEnd"/>
+            <w:r>
+              <w:t>(</w:t>
+            </w:r>
+            <w:proofErr w:type="gramEnd"/>
+            <w:r>
+              <w:t xml:space="preserve">0, </w:t>
+            </w:r>
+            <w:proofErr w:type="spellStart"/>
+            <w:r>
+              <w:t>project_root</w:t>
+            </w:r>
+            <w:proofErr w:type="spellEnd"/>
+            <w:r>
+              <w:t>)</w:t>
+            </w:r>
+          </w:p>
+          <w:p>
+            <w:r>
+              <w:t xml:space="preserve">import </w:t>
+            </w:r>
+            <w:proofErr w:type="spellStart"/>
+            <w:r>
+              <w:t>numpy</w:t>
+            </w:r>
+            <w:proofErr w:type="spellEnd"/>
+            <w:r>
+              <w:t xml:space="preserve"> as np</w:t>
+            </w:r>
+          </w:p>
+          <w:p>
+            <w:r>
+              <w:t>import pandas as pd</w:t>
+            </w:r>
+          </w:p>
+          <w:p>
+            <w:r>
+              <w:t xml:space="preserve">from </w:t>
+            </w:r>
+            <w:proofErr w:type="spellStart"/>
+            <w:proofErr w:type="gramStart"/>
+            <w:r>
+              <w:t>utils.preprocessing</w:t>
+            </w:r>
+            <w:proofErr w:type="spellEnd"/>
+            <w:proofErr w:type="gramEnd"/>
+            <w:r>
+              <w:t xml:space="preserve"> import (</w:t>
+            </w:r>
+          </w:p>
+          <w:p>
+            <w:r>
+              <w:t xml:space="preserve">    </w:t>
+            </w:r>
+            <w:proofErr w:type="spellStart"/>
+            <w:r>
+              <w:t>load_data</w:t>
+            </w:r>
+            <w:proofErr w:type="spellEnd"/>
+            <w:r>
+              <w:t>,</w:t>
+            </w:r>
+          </w:p>
+          <w:p>
+            <w:r>
+              <w:t xml:space="preserve">    </w:t>
+            </w:r>
+            <w:proofErr w:type="spellStart"/>
+            <w:r>
+              <w:t>split_features_target</w:t>
+            </w:r>
+            <w:proofErr w:type="spellEnd"/>
+            <w:r>
+              <w:t>,</w:t>
+            </w:r>
+          </w:p>
+          <w:p>
+            <w:r>
+              <w:t xml:space="preserve">    </w:t>
+            </w:r>
+            <w:proofErr w:type="spellStart"/>
+            <w:r>
+              <w:t>scale_data</w:t>
+            </w:r>
+            <w:proofErr w:type="spellEnd"/>
+            <w:r>
+              <w:t>,</w:t>
+            </w:r>
+          </w:p>
+          <w:p>
+            <w:r>
+              <w:t xml:space="preserve">    </w:t>
+            </w:r>
+            <w:proofErr w:type="spellStart"/>
+            <w:r>
+              <w:t>data_split</w:t>
+            </w:r>
+            <w:proofErr w:type="spellEnd"/>
+            <w:r>
+              <w:t>,</w:t>
+            </w:r>
+          </w:p>
+          <w:p>
+            <w:r>
+              <w:t xml:space="preserve">    remove_zero_columns2,</w:t>
+            </w:r>
+          </w:p>
+          <w:p>
+            <w:r>
+              <w:t>)</w:t>
+            </w:r>
+          </w:p>
+          <w:p>
+            <w:r>
+              <w:t xml:space="preserve">from </w:t>
+            </w:r>
+            <w:proofErr w:type="spellStart"/>
+            <w:proofErr w:type="gramStart"/>
+            <w:r>
+              <w:t>utils.feature</w:t>
+            </w:r>
+            <w:proofErr w:type="gramEnd"/>
+            <w:r>
+              <w:t>_engineering</w:t>
+            </w:r>
+            <w:proofErr w:type="spellEnd"/>
+            <w:r>
+              <w:t xml:space="preserve"> import </w:t>
+            </w:r>
+            <w:proofErr w:type="spellStart"/>
+            <w:r>
+              <w:t>drop_highly_correlated_features</w:t>
+            </w:r>
+            <w:proofErr w:type="spellEnd"/>
+          </w:p>
+          <w:p>
+            <w:r>
+              <w:t xml:space="preserve">import </w:t>
+            </w:r>
+            <w:proofErr w:type="spellStart"/>
+            <w:r>
+              <w:t>shap</w:t>
+            </w:r>
+            <w:proofErr w:type="spellEnd"/>
+          </w:p>
+          <w:p>
+            <w:r>
+              <w:t xml:space="preserve">import </w:t>
+            </w:r>
+            <w:proofErr w:type="spellStart"/>
+            <w:r>
+              <w:t>lightgbm</w:t>
+            </w:r>
+            <w:proofErr w:type="spellEnd"/>
+            <w:r>
+              <w:t xml:space="preserve"> as </w:t>
+            </w:r>
+            <w:proofErr w:type="spellStart"/>
+            <w:r>
+              <w:t>lgb</w:t>
+            </w:r>
+            <w:proofErr w:type="spellEnd"/>
+          </w:p>
+          <w:p>
+            <w:r>
+              <w:t>import pickle</w:t>
+            </w:r>
+          </w:p>
+          <w:p>
+            <w:r>
+              <w:t xml:space="preserve"># 데이터 로딩 및 기본 </w:t>
+            </w:r>
+            <w:proofErr w:type="spellStart"/>
+            <w:r>
+              <w:t>전처리</w:t>
+            </w:r>
+            <w:proofErr w:type="spellEnd"/>
+          </w:p>
+          <w:p>
+            <w:r>
+              <w:t xml:space="preserve">train, test = </w:t>
+            </w:r>
+            <w:proofErr w:type="spellStart"/>
+            <w:r>
+              <w:t>load_</w:t>
+            </w:r>
+            <w:proofErr w:type="gramStart"/>
+            <w:r>
+              <w:t>data</w:t>
+            </w:r>
+            <w:proofErr w:type="spellEnd"/>
+            <w:r>
+              <w:t>(</w:t>
+            </w:r>
+            <w:proofErr w:type="gramEnd"/>
+            <w:r>
+              <w:t>)</w:t>
+            </w:r>
+          </w:p>
+          <w:p>
+            <w:proofErr w:type="spellStart"/>
+            <w:r>
+              <w:t>X_features</w:t>
+            </w:r>
+            <w:proofErr w:type="spellEnd"/>
+            <w:r>
+              <w:t xml:space="preserve">, </w:t>
+            </w:r>
+            <w:proofErr w:type="spellStart"/>
+            <w:r>
+              <w:t>y_labels</w:t>
+            </w:r>
+            <w:proofErr w:type="spellEnd"/>
+            <w:r>
+              <w:t xml:space="preserve"> = </w:t>
+            </w:r>
+            <w:proofErr w:type="spellStart"/>
+            <w:r>
+              <w:t>split_features_target</w:t>
+            </w:r>
+            <w:proofErr w:type="spellEnd"/>
+            <w:r>
+              <w:t>(train)</w:t>
+            </w:r>
+          </w:p>
+          <w:p>
+            <w:proofErr w:type="spellStart"/>
+            <w:r>
+              <w:lastRenderedPageBreak/>
+              <w:t>X_test</w:t>
+            </w:r>
+            <w:proofErr w:type="spellEnd"/>
+            <w:r>
+              <w:t xml:space="preserve"> = </w:t>
+            </w:r>
+            <w:proofErr w:type="spellStart"/>
+            <w:proofErr w:type="gramStart"/>
+            <w:r>
+              <w:t>test.drop</w:t>
+            </w:r>
+            <w:proofErr w:type="spellEnd"/>
+            <w:proofErr w:type="gramEnd"/>
+            <w:r>
+              <w:t>(columns=["ID"], axis=1)</w:t>
+            </w:r>
+          </w:p>
+          <w:p>
+            <w:r>
+              <w:t xml:space="preserve"># </w:t>
+            </w:r>
+            <w:proofErr w:type="spellStart"/>
+            <w:r>
+              <w:t>zero_count_rate</w:t>
+            </w:r>
+            <w:proofErr w:type="spellEnd"/>
+            <w:r>
+              <w:t xml:space="preserve"> </w:t>
+            </w:r>
+            <w:proofErr w:type="spellStart"/>
+            <w:r>
+              <w:t>제거했을때</w:t>
+            </w:r>
+            <w:proofErr w:type="spellEnd"/>
+            <w:r>
+              <w:t xml:space="preserve"> 제거될 </w:t>
+            </w:r>
+            <w:proofErr w:type="spellStart"/>
+            <w:r>
+              <w:t>컬럼수</w:t>
+            </w:r>
+            <w:proofErr w:type="spellEnd"/>
+            <w:r>
+              <w:t xml:space="preserve"> 149개 잔존</w:t>
+            </w:r>
+          </w:p>
+          <w:p>
+            <w:proofErr w:type="spellStart"/>
+            <w:r>
+              <w:t>X_features</w:t>
+            </w:r>
+            <w:proofErr w:type="spellEnd"/>
+            <w:r>
+              <w:t xml:space="preserve">, </w:t>
+            </w:r>
+            <w:proofErr w:type="spellStart"/>
+            <w:r>
+              <w:t>X_test</w:t>
+            </w:r>
+            <w:proofErr w:type="spellEnd"/>
+            <w:r>
+              <w:t xml:space="preserve"> = remove_zero_columns2(</w:t>
+            </w:r>
+            <w:proofErr w:type="spellStart"/>
+            <w:r>
+              <w:t>X_features</w:t>
+            </w:r>
+            <w:proofErr w:type="spellEnd"/>
+            <w:r>
+              <w:t xml:space="preserve">, </w:t>
+            </w:r>
+            <w:proofErr w:type="spellStart"/>
+            <w:r>
+              <w:t>X_test</w:t>
+            </w:r>
+            <w:proofErr w:type="spellEnd"/>
+            <w:r>
+              <w:t>, 0.99)</w:t>
+            </w:r>
+          </w:p>
+          <w:p>
+            <w:r>
+              <w:t>print(</w:t>
+            </w:r>
+            <w:proofErr w:type="spellStart"/>
+            <w:r>
+              <w:t>X_</w:t>
+            </w:r>
+            <w:proofErr w:type="gramStart"/>
+            <w:r>
+              <w:t>features.shape</w:t>
+            </w:r>
+            <w:proofErr w:type="spellEnd"/>
+            <w:proofErr w:type="gramEnd"/>
+            <w:r>
+              <w:t>)</w:t>
+            </w:r>
+          </w:p>
+          <w:p>
+            <w:r>
+              <w:t># var3 처리</w:t>
+            </w:r>
+          </w:p>
+          <w:p>
+            <w:proofErr w:type="spellStart"/>
+            <w:r>
+              <w:t>X_features</w:t>
+            </w:r>
+            <w:proofErr w:type="spellEnd"/>
+            <w:r>
+              <w:t xml:space="preserve">["var3"] = </w:t>
+            </w:r>
+            <w:proofErr w:type="spellStart"/>
+            <w:r>
+              <w:t>X_features</w:t>
+            </w:r>
+            <w:proofErr w:type="spellEnd"/>
+            <w:r>
+              <w:t>["var3"</w:t>
+            </w:r>
+            <w:proofErr w:type="gramStart"/>
+            <w:r>
+              <w:t>].replace</w:t>
+            </w:r>
+            <w:proofErr w:type="gramEnd"/>
+            <w:r>
+              <w:t>(-999999, 2)</w:t>
+            </w:r>
+          </w:p>
+          <w:p>
+            <w:r>
+              <w:t># 상관계수 높은 feature들 삭제하기 default 0.95</w:t>
+            </w:r>
+          </w:p>
+          <w:p>
+            <w:proofErr w:type="spellStart"/>
+            <w:r>
+              <w:t>X_reduced</w:t>
+            </w:r>
+            <w:proofErr w:type="spellEnd"/>
+            <w:r>
+              <w:t xml:space="preserve">, </w:t>
+            </w:r>
+            <w:proofErr w:type="spellStart"/>
+            <w:r>
+              <w:t>to_drop</w:t>
+            </w:r>
+            <w:proofErr w:type="spellEnd"/>
+            <w:r>
+              <w:t xml:space="preserve"> = </w:t>
+            </w:r>
+            <w:proofErr w:type="spellStart"/>
+            <w:r>
+              <w:t>drop_highly_correlated_features</w:t>
+            </w:r>
+            <w:proofErr w:type="spellEnd"/>
+            <w:r>
+              <w:t>(</w:t>
+            </w:r>
+            <w:proofErr w:type="spellStart"/>
+            <w:r>
+              <w:t>X_features</w:t>
+            </w:r>
+            <w:proofErr w:type="spellEnd"/>
+            <w:r>
+              <w:t>)</w:t>
+            </w:r>
+          </w:p>
+          <w:p>
+            <w:proofErr w:type="spellStart"/>
+            <w:r>
+              <w:t>X_test_reduced</w:t>
+            </w:r>
+            <w:proofErr w:type="spellEnd"/>
+            <w:r>
+              <w:t xml:space="preserve"> = </w:t>
+            </w:r>
+            <w:proofErr w:type="spellStart"/>
+            <w:r>
+              <w:t>X_</w:t>
+            </w:r>
+            <w:proofErr w:type="gramStart"/>
+            <w:r>
+              <w:t>test.drop</w:t>
+            </w:r>
+            <w:proofErr w:type="spellEnd"/>
+            <w:proofErr w:type="gramEnd"/>
+            <w:r>
+              <w:t>(</w:t>
+            </w:r>
+            <w:proofErr w:type="spellStart"/>
+            <w:r>
+              <w:t>to_drop</w:t>
+            </w:r>
+            <w:proofErr w:type="spellEnd"/>
+            <w:r>
+              <w:t>, axis=1)</w:t>
+            </w:r>
+          </w:p>
+          <w:p>
+            <w:proofErr w:type="spellStart"/>
+            <w:r>
+              <w:t>X_train_scaled</w:t>
+            </w:r>
+            <w:proofErr w:type="spellEnd"/>
+            <w:r>
+              <w:t xml:space="preserve">, </w:t>
+            </w:r>
+            <w:proofErr w:type="spellStart"/>
+            <w:r>
+              <w:t>X_test_scaled</w:t>
+            </w:r>
+            <w:proofErr w:type="spellEnd"/>
+            <w:r>
+              <w:t xml:space="preserve">, scaler = </w:t>
+            </w:r>
+            <w:proofErr w:type="spellStart"/>
+            <w:r>
+              <w:t>scale_</w:t>
+            </w:r>
+            <w:proofErr w:type="gramStart"/>
+            <w:r>
+              <w:t>data</w:t>
+            </w:r>
+            <w:proofErr w:type="spellEnd"/>
+            <w:r>
+              <w:t>(</w:t>
+            </w:r>
+            <w:proofErr w:type="spellStart"/>
+            <w:proofErr w:type="gramEnd"/>
+            <w:r>
+              <w:t>X_reduced</w:t>
+            </w:r>
+            <w:proofErr w:type="spellEnd"/>
+            <w:r>
+              <w:t xml:space="preserve">, </w:t>
+            </w:r>
+            <w:proofErr w:type="spellStart"/>
+            <w:r>
+              <w:t>X_test_reduced</w:t>
+            </w:r>
+            <w:proofErr w:type="spellEnd"/>
+            <w:r>
+              <w:t>)</w:t>
+            </w:r>
+          </w:p>
+          <w:p>
+            <w:r>
+              <w:t># 학습/테스트 데이터 분리</w:t>
+            </w:r>
+          </w:p>
+          <w:p>
+            <w:proofErr w:type="spellStart"/>
+            <w:r>
+              <w:t>X_train</w:t>
+            </w:r>
+            <w:proofErr w:type="spellEnd"/>
+            <w:r>
+              <w:t xml:space="preserve">, </w:t>
+            </w:r>
+            <w:proofErr w:type="spellStart"/>
+            <w:r>
+              <w:t>X_val</w:t>
+            </w:r>
+            <w:proofErr w:type="spellEnd"/>
+            <w:r>
+              <w:t xml:space="preserve">, </w:t>
+            </w:r>
+            <w:proofErr w:type="spellStart"/>
+            <w:r>
+              <w:t>y_train</w:t>
+            </w:r>
+            <w:proofErr w:type="spellEnd"/>
+            <w:r>
+              <w:t xml:space="preserve">, </w:t>
+            </w:r>
+            <w:proofErr w:type="spellStart"/>
+            <w:r>
+              <w:t>y_val</w:t>
+            </w:r>
+            <w:proofErr w:type="spellEnd"/>
+            <w:r>
+              <w:t xml:space="preserve"> = </w:t>
+            </w:r>
+            <w:proofErr w:type="spellStart"/>
+            <w:r>
+              <w:t>data_</w:t>
+            </w:r>
+            <w:proofErr w:type="gramStart"/>
+            <w:r>
+              <w:t>split</w:t>
+            </w:r>
+            <w:proofErr w:type="spellEnd"/>
+            <w:r>
+              <w:t>(</w:t>
+            </w:r>
+            <w:proofErr w:type="spellStart"/>
+            <w:proofErr w:type="gramEnd"/>
+            <w:r>
+              <w:t>X_train_scaled</w:t>
+            </w:r>
+            <w:proofErr w:type="spellEnd"/>
+            <w:r>
+              <w:t xml:space="preserve">, </w:t>
+            </w:r>
+            <w:proofErr w:type="spellStart"/>
+            <w:r>
+              <w:t>y_labels</w:t>
+            </w:r>
+            <w:proofErr w:type="spellEnd"/>
+            <w:r>
+              <w:t>)</w:t>
+            </w:r>
+          </w:p>
+          <w:p>
+            <w:r>
+              <w:t># 모델 로딩</w:t>
+            </w:r>
+          </w:p>
+          <w:p>
+            <w:r>
+              <w:t xml:space="preserve">with </w:t>
+            </w:r>
+            <w:proofErr w:type="gramStart"/>
+            <w:r>
+              <w:t>open(</w:t>
+            </w:r>
+            <w:proofErr w:type="gramEnd"/>
+            <w:r>
+              <w:t>"../models/LightGBM_99per_Corr_weight110.pkl", "</w:t>
+            </w:r>
+            <w:proofErr w:type="spellStart"/>
+            <w:r>
+              <w:t>rb</w:t>
+            </w:r>
+            <w:proofErr w:type="spellEnd"/>
+            <w:r>
+              <w:t>") as f:</w:t>
+            </w:r>
+          </w:p>
+          <w:p>
+            <w:r>
+              <w:t xml:space="preserve">    </w:t>
+            </w:r>
+            <w:proofErr w:type="spellStart"/>
+            <w:r>
+              <w:t>lgbm_model</w:t>
+            </w:r>
+            <w:proofErr w:type="spellEnd"/>
+            <w:r>
+              <w:t xml:space="preserve"> = </w:t>
+            </w:r>
+            <w:proofErr w:type="spellStart"/>
+            <w:proofErr w:type="gramStart"/>
+            <w:r>
+              <w:t>pickle.load</w:t>
+            </w:r>
+            <w:proofErr w:type="spellEnd"/>
+            <w:proofErr w:type="gramEnd"/>
+            <w:r>
+              <w:t>(f)</w:t>
+            </w:r>
+          </w:p>
+          <w:p>
+            <w:r>
+              <w:t xml:space="preserve"># 2. SHAP Explainer 생성 (트리 기반 모델이므로 </w:t>
+            </w:r>
+            <w:proofErr w:type="spellStart"/>
+            <w:r>
+              <w:t>TreeExplainer</w:t>
+            </w:r>
+            <w:proofErr w:type="spellEnd"/>
+            <w:r>
+              <w:t xml:space="preserve"> 사용)</w:t>
+            </w:r>
+          </w:p>
+          <w:p>
+            <w:r>
+              <w:t xml:space="preserve">explainer = </w:t>
+            </w:r>
+            <w:proofErr w:type="spellStart"/>
+            <w:proofErr w:type="gramStart"/>
+            <w:r>
+              <w:t>shap.TreeExplainer</w:t>
+            </w:r>
+            <w:proofErr w:type="spellEnd"/>
+            <w:proofErr w:type="gramEnd"/>
+            <w:r>
+              <w:t>(</w:t>
+            </w:r>
+            <w:proofErr w:type="spellStart"/>
+            <w:r>
+              <w:t>lgbm_model</w:t>
+            </w:r>
+            <w:proofErr w:type="spellEnd"/>
+            <w:r>
+              <w:t>)</w:t>
+            </w:r>
+          </w:p>
+          <w:p>
+            <w:r>
+              <w:t># 3. SHAP 값 계산</w:t>
+            </w:r>
+          </w:p>
+          <w:p>
+            <w:proofErr w:type="spellStart"/>
+            <w:r>
+              <w:t>shap_values</w:t>
+            </w:r>
+            <w:proofErr w:type="spellEnd"/>
+            <w:r>
+              <w:t xml:space="preserve"> = </w:t>
+            </w:r>
+            <w:proofErr w:type="spellStart"/>
+            <w:proofErr w:type="gramStart"/>
+            <w:r>
+              <w:t>explainer.shap</w:t>
+            </w:r>
+            <w:proofErr w:type="gramEnd"/>
+            <w:r>
+              <w:t>_values</w:t>
+            </w:r>
+            <w:proofErr w:type="spellEnd"/>
+            <w:r>
+              <w:t>(</w:t>
+            </w:r>
+            <w:proofErr w:type="spellStart"/>
+            <w:r>
+              <w:t>X_val</w:t>
+            </w:r>
+            <w:proofErr w:type="spellEnd"/>
+            <w:r>
+              <w:t>)</w:t>
+            </w:r>
+          </w:p>
+          <w:p>
+            <w:r>
+              <w:t># 4. 전역적 피처 중요도 시각화 (모델 전체에 대한 요약)</w:t>
+            </w:r>
+          </w:p>
+          <w:p>
+            <w:r>
+              <w:t>print("----- 전역적 피처 중요도 (Summary Plot) -----")</w:t>
+            </w:r>
+          </w:p>
+          <w:p>
+            <w:proofErr w:type="spellStart"/>
+            <w:proofErr w:type="gramStart"/>
+            <w:r>
+              <w:t>shap.summary</w:t>
+            </w:r>
+            <w:proofErr w:type="gramEnd"/>
+            <w:r>
+              <w:t>_</w:t>
+            </w:r>
+            <w:proofErr w:type="gramStart"/>
+            <w:r>
+              <w:t>plot</w:t>
+            </w:r>
+            <w:proofErr w:type="spellEnd"/>
+            <w:r>
+              <w:t>(</w:t>
+            </w:r>
+            <w:proofErr w:type="spellStart"/>
+            <w:proofErr w:type="gramEnd"/>
+            <w:r>
+              <w:t>shap_values</w:t>
+            </w:r>
+            <w:proofErr w:type="spellEnd"/>
+            <w:r>
+              <w:t xml:space="preserve">, </w:t>
+            </w:r>
+            <w:proofErr w:type="spellStart"/>
+            <w:r>
+              <w:t>X_val</w:t>
+            </w:r>
+            <w:proofErr w:type="spellEnd"/>
+            <w:r>
+              <w:t>)</w:t>
+            </w:r>
+          </w:p>
+        </w:tc>
+      </w:tr>
+    </w:tbl>
+    <w:p>
+      <w:pPr>
+        <w:pStyle w:val="4"/>
+      </w:pPr>
+      <w:r>
+        <w:rPr>
+          <w:rStyle w:val="3Char"/>
+        </w:rPr>
+        <w:lastRenderedPageBreak/>
+        <w:t>2.5.4.2</w:t>
+      </w:r>
+      <w:r>
+        <w:t xml:space="preserve"> 주요 인사이트</w:t>
+      </w:r>
+    </w:p>
+    <w:p>
+      <w:r>
+        <w:t>SHAP 분석을 통해 모델이 예측에 사용한 피처의 전역적 및 지역적 영향력을 파악하여 다음과 같은 핵심 인사이트를 도출했습니다.</w:t>
+      </w:r>
+    </w:p>
+    <w:p>
+      <w:r>
+        <w:rPr>
+          <w:b/>
+          <w:bCs/>
+        </w:rPr>
+        <w:t>1. 전역적 중요 피처 재확인 및 영향력의 방향성</w:t>
+      </w:r>
+    </w:p>
+    <w:tbl>
+      <w:tblPr>
+        <w:tblStyle w:val="30"/>
+        <w:tblW w:w="0" w:type="auto"/>
+        <w:tblLook w:val="04A0" w:firstRow="1" w:lastRow="0" w:firstColumn="1" w:lastColumn="0" w:noHBand="0" w:noVBand="1"/>
+      </w:tblPr>
+      <w:tblGrid>
+        <w:gridCol w:w="1669"/>
+        <w:gridCol w:w="1633"/>
+        <w:gridCol w:w="2670"/>
+        <w:gridCol w:w="4494"/>
+      </w:tblGrid>
+      <w:tr>
+        <w:trPr>
+          <w:cnfStyle w:val="100000000000" w:firstRow="1" w:lastRow="0" w:firstColumn="0" w:lastColumn="0" w:oddVBand="0" w:evenVBand="0" w:oddHBand="0" w:evenHBand="0" w:firstRowFirstColumn="0" w:firstRowLastColumn="0" w:lastRowFirstColumn="0" w:lastRowLastColumn="0"/>
+        </w:trPr>
+        <w:tc>
+          <w:tcPr>
+            <w:cnfStyle w:val="001000000100" w:firstRow="0" w:lastRow="0" w:firstColumn="1" w:lastColumn="0" w:oddVBand="0" w:evenVBand="0" w:oddHBand="0" w:evenHBand="0" w:firstRowFirstColumn="1" w:firstRowLastColumn="0" w:lastRowFirstColumn="0" w:lastRowLastColumn="0"/>
+            <w:tcW w:w="0" w:type="auto"/>
+            <w:hideMark/>
+          </w:tcPr>
+          <w:p>
+            <w:pPr>
+              <w:spacing w:after="160" w:line="300" w:lineRule="auto"/>
+            </w:pPr>
+            <w:r>
+              <w:t>피처</w:t>
+            </w:r>
+          </w:p>
+        </w:tc>
+        <w:tc>
+          <w:tcPr>
+            <w:tcW w:w="0" w:type="auto"/>
+            <w:hideMark/>
+          </w:tcPr>
+          <w:p>
+            <w:pPr>
+              <w:spacing w:after="160" w:line="300" w:lineRule="auto"/>
+              <w:cnfStyle w:val="100000000000" w:firstRow="1" w:lastRow="0" w:firstColumn="0" w:lastColumn="0" w:oddVBand="0" w:evenVBand="0" w:oddHBand="0" w:evenHBand="0" w:firstRowFirstColumn="0" w:firstRowLastColumn="0" w:lastRowFirstColumn="0" w:lastRowLastColumn="0"/>
+            </w:pPr>
+            <w:r>
+              <w:t>SHAP 중요도 (순위)</w:t>
+            </w:r>
+          </w:p>
+        </w:tc>
+        <w:tc>
+          <w:tcPr>
+            <w:tcW w:w="0" w:type="auto"/>
+            <w:hideMark/>
+          </w:tcPr>
+          <w:p>
+            <w:pPr>
+              <w:spacing w:after="160" w:line="300" w:lineRule="auto"/>
+              <w:cnfStyle w:val="100000000000" w:firstRow="1" w:lastRow="0" w:firstColumn="0" w:lastColumn="0" w:oddVBand="0" w:evenVBand="0" w:oddHBand="0" w:evenHBand="0" w:firstRowFirstColumn="0" w:firstRowLastColumn="0" w:lastRowFirstColumn="0" w:lastRowLastColumn="0"/>
+            </w:pPr>
+            <w:r>
+              <w:t>영향력의 방향성 (SHAP Value)</w:t>
+            </w:r>
+          </w:p>
+        </w:tc>
+        <w:tc>
+          <w:tcPr>
+            <w:tcW w:w="0" w:type="auto"/>
+            <w:hideMark/>
+          </w:tcPr>
+          <w:p>
+            <w:pPr>
+              <w:spacing w:after="160" w:line="300" w:lineRule="auto"/>
+              <w:cnfStyle w:val="100000000000" w:firstRow="1" w:lastRow="0" w:firstColumn="0" w:lastColumn="0" w:oddVBand="0" w:evenVBand="0" w:oddHBand="0" w:evenHBand="0" w:firstRowFirstColumn="0" w:firstRowLastColumn="0" w:lastRowFirstColumn="0" w:lastRowLastColumn="0"/>
+            </w:pPr>
+            <w:r>
+              <w:t>비즈니스 해석</w:t>
+            </w:r>
+          </w:p>
+        </w:tc>
+      </w:tr>
+      <w:tr>
+        <w:trPr>
+          <w:cnfStyle w:val="000000100000" w:firstRow="0" w:lastRow="0" w:firstColumn="0" w:lastColumn="0" w:oddVBand="0" w:evenVBand="0" w:oddHBand="1" w:evenHBand="0" w:firstRowFirstColumn="0" w:firstRowLastColumn="0" w:lastRowFirstColumn="0" w:lastRowLastColumn="0"/>
+        </w:trPr>
+        <w:tc>
+          <w:tcPr>
+            <w:cnfStyle w:val="001000000000" w:firstRow="0" w:lastRow="0" w:firstColumn="1" w:lastColumn="0" w:oddVBand="0" w:evenVBand="0" w:oddHBand="0" w:evenHBand="0" w:firstRowFirstColumn="0" w:firstRowLastColumn="0" w:lastRowFirstColumn="0" w:lastRowLastColumn="0"/>
+            <w:tcW w:w="0" w:type="auto"/>
+            <w:hideMark/>
+          </w:tcPr>
+          <w:p>
+            <w:pPr>
+              <w:spacing w:after="160" w:line="300" w:lineRule="auto"/>
+            </w:pPr>
+            <w:r>
+              <w:t>var15</w:t>
+            </w:r>
+          </w:p>
+        </w:tc>
+        <w:tc>
+          <w:tcPr>
+            <w:tcW w:w="0" w:type="auto"/>
+            <w:hideMark/>
+          </w:tcPr>
+          <w:p>
+            <w:pPr>
+              <w:spacing w:after="160" w:line="300" w:lineRule="auto"/>
+              <w:cnfStyle w:val="000000100000" w:firstRow="0" w:lastRow="0" w:firstColumn="0" w:lastColumn="0" w:oddVBand="0" w:evenVBand="0" w:oddHBand="1" w:evenHBand="0" w:firstRowFirstColumn="0" w:firstRowLastColumn="0" w:lastRowFirstColumn="0" w:lastRowLastColumn="0"/>
+            </w:pPr>
+            <w:r>
+              <w:rPr>
+                <w:b/>
+                <w:bCs/>
+              </w:rPr>
+              <w:t>최상위</w:t>
+            </w:r>
+          </w:p>
+        </w:tc>
+        <w:tc>
+          <w:tcPr>
+            <w:tcW w:w="0" w:type="auto"/>
+            <w:hideMark/>
+          </w:tcPr>
+          <w:p>
+            <w:pPr>
+              <w:spacing w:after="160" w:line="300" w:lineRule="auto"/>
+              <w:cnfStyle w:val="000000100000" w:firstRow="0" w:lastRow="0" w:firstColumn="0" w:lastColumn="0" w:oddVBand="0" w:evenVBand="0" w:oddHBand="1" w:evenHBand="0" w:firstRowFirstColumn="0" w:firstRowLastColumn="0" w:lastRowFirstColumn="0" w:lastRowLastColumn="0"/>
+            </w:pPr>
+            <w:r>
+              <w:t xml:space="preserve">값이 </w:t>
+            </w:r>
+            <w:r>
+              <w:rPr>
+                <w:b/>
+                <w:bCs/>
+              </w:rPr>
+              <w:t>낮을수록</w:t>
+            </w:r>
+            <w:r>
+              <w:t xml:space="preserve"> 불만족 (Target=1) 확률을 </w:t>
+            </w:r>
+            <w:r>
+              <w:rPr>
+                <w:b/>
+                <w:bCs/>
+              </w:rPr>
+              <w:t>높임</w:t>
+            </w:r>
+          </w:p>
+        </w:tc>
+        <w:tc>
+          <w:tcPr>
+            <w:tcW w:w="0" w:type="auto"/>
+            <w:hideMark/>
+          </w:tcPr>
+          <w:p>
+            <w:pPr>
+              <w:spacing w:after="160" w:line="300" w:lineRule="auto"/>
+              <w:cnfStyle w:val="000000100000" w:firstRow="0" w:lastRow="0" w:firstColumn="0" w:lastColumn="0" w:oddVBand="0" w:evenVBand="0" w:oddHBand="1" w:evenHBand="0" w:firstRowFirstColumn="0" w:firstRowLastColumn="0" w:lastRowFirstColumn="0" w:lastRowLastColumn="0"/>
+            </w:pPr>
+            <w:r>
+              <w:t>(추정) 고객 연령이 낮거나, 계정 보유 기간이 짧은 신규/젊은 고객일수록 불만족도가 높음.</w:t>
+            </w:r>
+          </w:p>
+        </w:tc>
+      </w:tr>
+      <w:tr>
+        <w:tc>
+          <w:tcPr>
+            <w:cnfStyle w:val="001000000000" w:firstRow="0" w:lastRow="0" w:firstColumn="1" w:lastColumn="0" w:oddVBand="0" w:evenVBand="0" w:oddHBand="0" w:evenHBand="0" w:firstRowFirstColumn="0" w:firstRowLastColumn="0" w:lastRowFirstColumn="0" w:lastRowLastColumn="0"/>
+            <w:tcW w:w="0" w:type="auto"/>
+            <w:hideMark/>
+          </w:tcPr>
+          <w:p>
+            <w:pPr>
+              <w:spacing w:after="160" w:line="300" w:lineRule="auto"/>
+            </w:pPr>
+            <w:r>
+              <w:t>saldo_var30</w:t>
+            </w:r>
+          </w:p>
+        </w:tc>
+        <w:tc>
+          <w:tcPr>
+            <w:tcW w:w="0" w:type="auto"/>
+            <w:hideMark/>
+          </w:tcPr>
+          <w:p>
+            <w:pPr>
+              <w:spacing w:after="160" w:line="300" w:lineRule="auto"/>
+              <w:cnfStyle w:val="000000000000" w:firstRow="0" w:lastRow="0" w:firstColumn="0" w:lastColumn="0" w:oddVBand="0" w:evenVBand="0" w:oddHBand="0" w:evenHBand="0" w:firstRowFirstColumn="0" w:firstRowLastColumn="0" w:lastRowFirstColumn="0" w:lastRowLastColumn="0"/>
+            </w:pPr>
+            <w:r>
+              <w:rPr>
+                <w:b/>
+                <w:bCs/>
+              </w:rPr>
+              <w:t>상위권</w:t>
+            </w:r>
+          </w:p>
+        </w:tc>
+        <w:tc>
+          <w:tcPr>
+            <w:tcW w:w="0" w:type="auto"/>
+            <w:hideMark/>
+          </w:tcPr>
+          <w:p>
+            <w:pPr>
+              <w:spacing w:after="160" w:line="300" w:lineRule="auto"/>
+              <w:cnfStyle w:val="000000000000" w:firstRow="0" w:lastRow="0" w:firstColumn="0" w:lastColumn="0" w:oddVBand="0" w:evenVBand="0" w:oddHBand="0" w:evenHBand="0" w:firstRowFirstColumn="0" w:firstRowLastColumn="0" w:lastRowFirstColumn="0" w:lastRowLastColumn="0"/>
+            </w:pPr>
+            <w:r>
+              <w:t xml:space="preserve">값이 </w:t>
+            </w:r>
+            <w:r>
+              <w:rPr>
+                <w:b/>
+                <w:bCs/>
+              </w:rPr>
+              <w:t>높거나 극히 낮을</w:t>
+            </w:r>
+            <w:r>
+              <w:t xml:space="preserve"> 경우 불만족 확률을 </w:t>
+            </w:r>
+            <w:r>
+              <w:rPr>
+                <w:b/>
+                <w:bCs/>
+              </w:rPr>
+              <w:t>높임</w:t>
+            </w:r>
+          </w:p>
+        </w:tc>
+        <w:tc>
+          <w:tcPr>
+            <w:tcW w:w="0" w:type="auto"/>
+            <w:hideMark/>
+          </w:tcPr>
+          <w:p>
+            <w:pPr>
+              <w:spacing w:after="160" w:line="300" w:lineRule="auto"/>
+              <w:cnfStyle w:val="000000000000" w:firstRow="0" w:lastRow="0" w:firstColumn="0" w:lastColumn="0" w:oddVBand="0" w:evenVBand="0" w:oddHBand="0" w:evenHBand="0" w:firstRowFirstColumn="0" w:firstRowLastColumn="0" w:lastRowFirstColumn="0" w:lastRowLastColumn="0"/>
+            </w:pPr>
+            <w:r>
+              <w:t>(추정) 계좌 잔액(var30관련)이 지나치게 많거나 극도로 적을 때 불만족과 관련됨.</w:t>
+            </w:r>
+          </w:p>
+        </w:tc>
+      </w:tr>
+      <w:tr>
+        <w:trPr>
+          <w:cnfStyle w:val="000000100000" w:firstRow="0" w:lastRow="0" w:firstColumn="0" w:lastColumn="0" w:oddVBand="0" w:evenVBand="0" w:oddHBand="1" w:evenHBand="0" w:firstRowFirstColumn="0" w:firstRowLastColumn="0" w:lastRowFirstColumn="0" w:lastRowLastColumn="0"/>
+        </w:trPr>
+        <w:tc>
+          <w:tcPr>
+            <w:cnfStyle w:val="001000000000" w:firstRow="0" w:lastRow="0" w:firstColumn="1" w:lastColumn="0" w:oddVBand="0" w:evenVBand="0" w:oddHBand="0" w:evenHBand="0" w:firstRowFirstColumn="0" w:firstRowLastColumn="0" w:lastRowFirstColumn="0" w:lastRowLastColumn="0"/>
+            <w:tcW w:w="0" w:type="auto"/>
+            <w:hideMark/>
+          </w:tcPr>
+          <w:p>
+            <w:pPr>
+              <w:spacing w:after="160" w:line="300" w:lineRule="auto"/>
+            </w:pPr>
+            <w:r>
+              <w:lastRenderedPageBreak/>
+              <w:t>var38</w:t>
+            </w:r>
+          </w:p>
+        </w:tc>
+        <w:tc>
+          <w:tcPr>
+            <w:tcW w:w="0" w:type="auto"/>
+            <w:hideMark/>
+          </w:tcPr>
+          <w:p>
+            <w:pPr>
+              <w:spacing w:after="160" w:line="300" w:lineRule="auto"/>
+              <w:cnfStyle w:val="000000100000" w:firstRow="0" w:lastRow="0" w:firstColumn="0" w:lastColumn="0" w:oddVBand="0" w:evenVBand="0" w:oddHBand="1" w:evenHBand="0" w:firstRowFirstColumn="0" w:firstRowLastColumn="0" w:lastRowFirstColumn="0" w:lastRowLastColumn="0"/>
+            </w:pPr>
+            <w:r>
+              <w:rPr>
+                <w:b/>
+                <w:bCs/>
+              </w:rPr>
+              <w:t>상위권</w:t>
+            </w:r>
+            <w:r>
+              <w:t xml:space="preserve"> (특히 </w:t>
+            </w:r>
+            <w:proofErr w:type="spellStart"/>
+            <w:r>
+              <w:t>LightGBM</w:t>
+            </w:r>
+            <w:proofErr w:type="spellEnd"/>
+            <w:r>
+              <w:t>)</w:t>
+            </w:r>
+          </w:p>
+        </w:tc>
+        <w:tc>
+          <w:tcPr>
+            <w:tcW w:w="0" w:type="auto"/>
+            <w:hideMark/>
+          </w:tcPr>
+          <w:p>
+            <w:pPr>
+              <w:spacing w:after="160" w:line="300" w:lineRule="auto"/>
+              <w:cnfStyle w:val="000000100000" w:firstRow="0" w:lastRow="0" w:firstColumn="0" w:lastColumn="0" w:oddVBand="0" w:evenVBand="0" w:oddHBand="1" w:evenHBand="0" w:firstRowFirstColumn="0" w:firstRowLastColumn="0" w:lastRowFirstColumn="0" w:lastRowLastColumn="0"/>
+            </w:pPr>
+            <w:r>
+              <w:t xml:space="preserve">값이 </w:t>
+            </w:r>
+            <w:r>
+              <w:rPr>
+                <w:b/>
+                <w:bCs/>
+              </w:rPr>
+              <w:t>특정 범위</w:t>
+            </w:r>
+            <w:r>
+              <w:t xml:space="preserve">에 있을 때 불만족 (Target=1) 확률을 </w:t>
+            </w:r>
+            <w:r>
+              <w:rPr>
+                <w:b/>
+                <w:bCs/>
+              </w:rPr>
+              <w:t>높임</w:t>
+            </w:r>
+          </w:p>
+        </w:tc>
+        <w:tc>
+          <w:tcPr>
+            <w:tcW w:w="0" w:type="auto"/>
+            <w:hideMark/>
+          </w:tcPr>
+          <w:p>
+            <w:pPr>
+              <w:spacing w:after="160" w:line="300" w:lineRule="auto"/>
+              <w:cnfStyle w:val="000000100000" w:firstRow="0" w:lastRow="0" w:firstColumn="0" w:lastColumn="0" w:oddVBand="0" w:evenVBand="0" w:oddHBand="1" w:evenHBand="0" w:firstRowFirstColumn="0" w:firstRowLastColumn="0" w:lastRowFirstColumn="0" w:lastRowLastColumn="0"/>
+            </w:pPr>
+            <w:r>
+              <w:t xml:space="preserve">(추정) </w:t>
+            </w:r>
+            <w:proofErr w:type="spellStart"/>
+            <w:r>
+              <w:t>익명화된</w:t>
+            </w:r>
+            <w:proofErr w:type="spellEnd"/>
+            <w:r>
+              <w:t xml:space="preserve"> 주거 또는 자산 관련 정보로, 특정 경제적 배경을 가진 고객군에서 불만족이 집중됨.</w:t>
+            </w:r>
+          </w:p>
+        </w:tc>
+      </w:tr>
+      <w:tr>
+        <w:tc>
+          <w:tcPr>
+            <w:cnfStyle w:val="001000000000" w:firstRow="0" w:lastRow="0" w:firstColumn="1" w:lastColumn="0" w:oddVBand="0" w:evenVBand="0" w:oddHBand="0" w:evenHBand="0" w:firstRowFirstColumn="0" w:firstRowLastColumn="0" w:lastRowFirstColumn="0" w:lastRowLastColumn="0"/>
+            <w:tcW w:w="0" w:type="auto"/>
+            <w:hideMark/>
+          </w:tcPr>
+          <w:p>
+            <w:pPr>
+              <w:spacing w:after="160" w:line="300" w:lineRule="auto"/>
+            </w:pPr>
+            <w:r>
+              <w:t>ind_var30_0</w:t>
+            </w:r>
+          </w:p>
+        </w:tc>
+        <w:tc>
+          <w:tcPr>
+            <w:tcW w:w="0" w:type="auto"/>
+            <w:hideMark/>
+          </w:tcPr>
+          <w:p>
+            <w:pPr>
+              <w:spacing w:after="160" w:line="300" w:lineRule="auto"/>
+              <w:cnfStyle w:val="000000000000" w:firstRow="0" w:lastRow="0" w:firstColumn="0" w:lastColumn="0" w:oddVBand="0" w:evenVBand="0" w:oddHBand="0" w:evenHBand="0" w:firstRowFirstColumn="0" w:firstRowLastColumn="0" w:lastRowFirstColumn="0" w:lastRowLastColumn="0"/>
+            </w:pPr>
+            <w:proofErr w:type="spellStart"/>
+            <w:r>
+              <w:rPr>
+                <w:b/>
+                <w:bCs/>
+              </w:rPr>
+              <w:t>중상위</w:t>
+            </w:r>
+            <w:proofErr w:type="spellEnd"/>
+          </w:p>
+        </w:tc>
+        <w:tc>
+          <w:tcPr>
+            <w:tcW w:w="0" w:type="auto"/>
+            <w:hideMark/>
+          </w:tcPr>
+          <w:p>
+            <w:pPr>
+              <w:spacing w:after="160" w:line="300" w:lineRule="auto"/>
+              <w:cnfStyle w:val="000000000000" w:firstRow="0" w:lastRow="0" w:firstColumn="0" w:lastColumn="0" w:oddVBand="0" w:evenVBand="0" w:oddHBand="0" w:evenHBand="0" w:firstRowFirstColumn="0" w:firstRowLastColumn="0" w:lastRowFirstColumn="0" w:lastRowLastColumn="0"/>
+            </w:pPr>
+            <w:r>
+              <w:t xml:space="preserve">피처가 0일 경우 불만족 (Target=1) 확률을 </w:t>
+            </w:r>
+            <w:r>
+              <w:rPr>
+                <w:b/>
+                <w:bCs/>
+              </w:rPr>
+              <w:t>높임</w:t>
+            </w:r>
+          </w:p>
+        </w:tc>
+        <w:tc>
+          <w:tcPr>
+            <w:tcW w:w="0" w:type="auto"/>
+            <w:hideMark/>
+          </w:tcPr>
+          <w:p>
+            <w:pPr>
+              <w:spacing w:after="160" w:line="300" w:lineRule="auto"/>
+              <w:cnfStyle w:val="000000000000" w:firstRow="0" w:lastRow="0" w:firstColumn="0" w:lastColumn="0" w:oddVBand="0" w:evenVBand="0" w:oddHBand="0" w:evenHBand="0" w:firstRowFirstColumn="0" w:firstRowLastColumn="0" w:lastRowFirstColumn="0" w:lastRowLastColumn="0"/>
+            </w:pPr>
+            <w:r>
+              <w:t>(추정) var30관련 계좌가 존재하지 않을 때 (해당 상품을 이용하지 않을 때) 불만족과 연관됨.</w:t>
+            </w:r>
+          </w:p>
+        </w:tc>
+      </w:tr>
+    </w:tbl>
+    <w:p>
+      <w:pPr>
+        <w:jc w:val="center"/>
+        <w:rPr>
+          <w:b/>
+          <w:bCs/>
+        </w:rPr>
+      </w:pPr>
+      <w:r>
+        <w:rPr>
+          <w:b/>
+          <w:bCs/>
+          <w:noProof/>
+        </w:rPr>
+        <w:drawing>
+          <wp:inline distT="0" distB="0" distL="0" distR="0" wp14:anchorId="26593428" wp14:editId="1A4FDC14">
+            <wp:extent cx="5782040" cy="7134225"/>
+            <wp:effectExtent l="0" t="0" r="9525" b="0"/>
+            <wp:docPr id="2030839226" name="그림 1"/>
+            <wp:cNvGraphicFramePr>
+              <a:graphicFrameLocks xmlns:a="http://schemas.openxmlformats.org/drawingml/2006/main" noChangeAspect="1"/>
+            </wp:cNvGraphicFramePr>
+            <a:graphic xmlns:a="http://schemas.openxmlformats.org/drawingml/2006/main">
+              <a:graphicData uri="http://schemas.openxmlformats.org/drawingml/2006/picture">
+                <pic:pic xmlns:pic="http://schemas.openxmlformats.org/drawingml/2006/picture">
+                  <pic:nvPicPr>
+                    <pic:cNvPr id="0" name="Picture 1"/>
+                    <pic:cNvPicPr>
+                      <a:picLocks noChangeAspect="1" noChangeArrowheads="1"/>
+                    </pic:cNvPicPr>
+                  </pic:nvPicPr>
+                  <pic:blipFill>
+                    <a:blip r:embed="rId11">
+                      <a:extLst>
+                        <a:ext uri="{28A0092B-C50C-407E-A947-70E740481C1C}">
+                          <a14:useLocalDpi xmlns:a14="http://schemas.microsoft.com/office/drawing/2010/main" val="0"/>
+                        </a:ext>
+                      </a:extLst>
+                    </a:blip>
+                    <a:srcRect/>
+                    <a:stretch>
+                      <a:fillRect/>
+                    </a:stretch>
+                  </pic:blipFill>
+                  <pic:spPr bwMode="auto">
+                    <a:xfrm>
+                      <a:off x="0" y="0"/>
+                      <a:ext cx="5783157" cy="7135603"/>
+                    </a:xfrm>
+                    <a:prstGeom prst="rect">
+                      <a:avLst/>
+                    </a:prstGeom>
+                    <a:noFill/>
+                    <a:ln>
+                      <a:noFill/>
+                    </a:ln>
+                  </pic:spPr>
+                </pic:pic>
+              </a:graphicData>
+            </a:graphic>
+          </wp:inline>
+        </w:drawing>
+      </w:r>
       <w:r>
         <w:rPr>
           <w:rFonts w:hint="eastAsia"/>
+          <w:b/>
+          <w:bCs/>
+        </w:rPr>
+        <w:t>\</w:t>
+      </w:r>
+    </w:p>
+    <w:p>
+      <w:pPr>
+        <w:jc w:val="center"/>
+        <w:rPr>
+          <w:b/>
+          <w:bCs/>
+        </w:rPr>
+      </w:pPr>
+    </w:p>
+    <w:p>
+      <w:r>
+        <w:rPr>
+          <w:b/>
+          <w:bCs/>
+        </w:rPr>
+        <w:lastRenderedPageBreak/>
+        <w:t>2. 고객 불만족 유발 요인 집중 분석 (지역적 해석)</w:t>
+      </w:r>
+    </w:p>
+    <w:p>
+      <w:pPr>
+        <w:numPr>
+          <w:ilvl w:val="0"/>
+          <w:numId w:val="58"/>
+        </w:numPr>
+      </w:pPr>
+      <w:r>
+        <w:rPr>
+          <w:b/>
+          <w:bCs/>
+        </w:rPr>
+        <w:t>잠재적 이탈 고객 특징:</w:t>
+      </w:r>
+      <w:r>
+        <w:t xml:space="preserve"> SHAP</w:t>
+      </w:r>
+      <w:r>
+        <w:rPr>
+          <w:rFonts w:hint="eastAsia"/>
         </w:rPr>
         <w:t xml:space="preserve"> </w:t>
+      </w:r>
+      <w:r>
+        <w:rPr>
+          <w:b/>
+          <w:bCs/>
+        </w:rPr>
+        <w:t>Force Plot</w:t>
+      </w:r>
+      <w:r>
+        <w:t xml:space="preserve">을 통해 불만족으로 예측된 고객들의 특징을 분석한 결과, 불만족 예측은 단순히 한두 가지 피처에 의한 것이 아니라, 위에서 언급된 핵심 피처들이 </w:t>
+      </w:r>
+      <w:r>
+        <w:rPr>
+          <w:b/>
+          <w:bCs/>
+        </w:rPr>
+        <w:t>동시에 부정적인 방향</w:t>
+      </w:r>
+      <w:r>
+        <w:t>으로 기여할 때 발생하는 경향이 강했습니다.</w:t>
+      </w:r>
+    </w:p>
+    <w:p>
+      <w:pPr>
+        <w:numPr>
+          <w:ilvl w:val="1"/>
+          <w:numId w:val="58"/>
+        </w:numPr>
+      </w:pPr>
+      <w:r>
+        <w:rPr>
+          <w:b/>
+          <w:bCs/>
+        </w:rPr>
+        <w:t>예시:</w:t>
+      </w:r>
+      <w:r>
+        <w:t xml:space="preserve"> var15의 낮은 값</w:t>
+      </w:r>
+      <w:r>
+        <w:rPr>
+          <w:b/>
+          <w:bCs/>
+        </w:rPr>
+        <w:t>과 함께</w:t>
+      </w:r>
+      <w:r>
+        <w:t xml:space="preserve"> saldo_var30이 극히 낮은 경우</w:t>
+      </w:r>
+      <w:r>
+        <w:rPr>
+          <w:b/>
+          <w:bCs/>
+        </w:rPr>
+        <w:t>가 결합될 때</w:t>
+      </w:r>
+      <w:r>
+        <w:t xml:space="preserve"> 불만족 예측 확률을 가장 강력하게 밀어 올렸습니다.</w:t>
+      </w:r>
+    </w:p>
+    <w:p>
+      <w:pPr>
+        <w:jc w:val="center"/>
+        <w:rPr>
+          <w:rFonts w:hint="eastAsia"/>
+        </w:rPr>
+      </w:pPr>
+      <w:r>
+        <w:rPr>
+          <w:rFonts w:hint="eastAsia"/>
+          <w:noProof/>
+        </w:rPr>
+        <w:drawing>
+          <wp:inline distT="0" distB="0" distL="0" distR="0" wp14:anchorId="4C38D83C" wp14:editId="38F14AAD">
+            <wp:extent cx="6872555" cy="876300"/>
+            <wp:effectExtent l="0" t="0" r="5080" b="0"/>
+            <wp:docPr id="1350615581" name="그림 2"/>
+            <wp:cNvGraphicFramePr>
+              <a:graphicFrameLocks xmlns:a="http://schemas.openxmlformats.org/drawingml/2006/main" noChangeAspect="1"/>
+            </wp:cNvGraphicFramePr>
+            <a:graphic xmlns:a="http://schemas.openxmlformats.org/drawingml/2006/main">
+              <a:graphicData uri="http://schemas.openxmlformats.org/drawingml/2006/picture">
+                <pic:pic xmlns:pic="http://schemas.openxmlformats.org/drawingml/2006/picture">
+                  <pic:nvPicPr>
+                    <pic:cNvPr id="0" name="Picture 2"/>
+                    <pic:cNvPicPr>
+                      <a:picLocks noChangeAspect="1" noChangeArrowheads="1"/>
+                    </pic:cNvPicPr>
+                  </pic:nvPicPr>
+                  <pic:blipFill>
+                    <a:blip r:embed="rId12">
+                      <a:extLst>
+                        <a:ext uri="{28A0092B-C50C-407E-A947-70E740481C1C}">
+                          <a14:useLocalDpi xmlns:a14="http://schemas.microsoft.com/office/drawing/2010/main" val="0"/>
+                        </a:ext>
+                      </a:extLst>
+                    </a:blip>
+                    <a:srcRect/>
+                    <a:stretch>
+                      <a:fillRect/>
+                    </a:stretch>
+                  </pic:blipFill>
+                  <pic:spPr bwMode="auto">
+                    <a:xfrm>
+                      <a:off x="0" y="0"/>
+                      <a:ext cx="6876506" cy="876804"/>
+                    </a:xfrm>
+                    <a:prstGeom prst="rect">
+                      <a:avLst/>
+                    </a:prstGeom>
+                    <a:noFill/>
+                    <a:ln>
+                      <a:noFill/>
+                    </a:ln>
+                  </pic:spPr>
+                </pic:pic>
+              </a:graphicData>
+            </a:graphic>
+          </wp:inline>
+        </w:drawing>
+      </w:r>
+    </w:p>
+    <w:p>
+      <w:pPr>
+        <w:numPr>
+          <w:ilvl w:val="0"/>
+          <w:numId w:val="58"/>
+        </w:numPr>
+        <w:rPr>
+          <w:rFonts w:hint="eastAsia"/>
+        </w:rPr>
+      </w:pPr>
+      <w:r>
+        <w:rPr>
+          <w:b/>
+          <w:bCs/>
+        </w:rPr>
+        <w:t>숨겨진 패턴:</w:t>
+      </w:r>
+      <w:r>
+        <w:t xml:space="preserve"> </w:t>
+      </w:r>
+      <w:proofErr w:type="spellStart"/>
+      <w:r>
+        <w:t>LogisticRegression</w:t>
+      </w:r>
+      <w:proofErr w:type="spellEnd"/>
+      <w:r>
+        <w:t>의 중요 피처(Imp_var7_recib_ult1)는 트리 모델에서는 상대적으로 중요도가 낮았습니다. 이는 트리 모델(</w:t>
+      </w:r>
+      <w:proofErr w:type="spellStart"/>
+      <w:r>
+        <w:t>XGBoost</w:t>
+      </w:r>
+      <w:proofErr w:type="spellEnd"/>
+      <w:r>
+        <w:t xml:space="preserve">, </w:t>
+      </w:r>
+      <w:proofErr w:type="spellStart"/>
+      <w:r>
+        <w:t>LightGBM</w:t>
+      </w:r>
+      <w:proofErr w:type="spellEnd"/>
+      <w:r>
+        <w:t xml:space="preserve">)이 피처 간의 복잡한 </w:t>
+      </w:r>
+      <w:r>
+        <w:rPr>
+          <w:b/>
+          <w:bCs/>
+        </w:rPr>
+        <w:t>비선형 상호작용</w:t>
+      </w:r>
+      <w:r>
+        <w:t xml:space="preserve">을 통해 예측하는 반면, </w:t>
+      </w:r>
+      <w:r>
+        <w:rPr>
+          <w:b/>
+          <w:bCs/>
+        </w:rPr>
+        <w:t>선형 모델</w:t>
+      </w:r>
+      <w:r>
+        <w:t xml:space="preserve">은 단순한 </w:t>
+      </w:r>
+      <w:r>
+        <w:rPr>
+          <w:b/>
+          <w:bCs/>
+        </w:rPr>
+        <w:t>거래 금액</w:t>
+      </w:r>
+      <w:r>
+        <w:t>과 같은 직접적인 선형 관계에 집중했음을 시사합니다.</w:t>
       </w:r>
     </w:p>
     <w:sectPr>
@@ -9726,6 +11599,304 @@
     </w:lvl>
   </w:abstractNum>
   <w:abstractNum w:abstractNumId="16" w15:restartNumberingAfterBreak="0">
+    <w:nsid w:val="22B9453A"/>
+    <w:multiLevelType w:val="multilevel"/>
+    <w:tmpl w:val="E4B6BDEA"/>
+    <w:lvl w:ilvl="0">
+      <w:start w:val="1"/>
+      <w:numFmt w:val="bullet"/>
+      <w:lvlText w:val=""/>
+      <w:lvlJc w:val="left"/>
+      <w:pPr>
+        <w:tabs>
+          <w:tab w:val="num" w:pos="720"/>
+        </w:tabs>
+        <w:ind w:left="720" w:hanging="360"/>
+      </w:pPr>
+      <w:rPr>
+        <w:rFonts w:ascii="Symbol" w:hAnsi="Symbol" w:hint="default"/>
+        <w:sz w:val="20"/>
+      </w:rPr>
+    </w:lvl>
+    <w:lvl w:ilvl="1">
+      <w:start w:val="1"/>
+      <w:numFmt w:val="bullet"/>
+      <w:lvlText w:val="o"/>
+      <w:lvlJc w:val="left"/>
+      <w:pPr>
+        <w:tabs>
+          <w:tab w:val="num" w:pos="1440"/>
+        </w:tabs>
+        <w:ind w:left="1440" w:hanging="360"/>
+      </w:pPr>
+      <w:rPr>
+        <w:rFonts w:ascii="Courier New" w:hAnsi="Courier New" w:hint="default"/>
+        <w:sz w:val="20"/>
+      </w:rPr>
+    </w:lvl>
+    <w:lvl w:ilvl="2" w:tentative="1">
+      <w:start w:val="1"/>
+      <w:numFmt w:val="bullet"/>
+      <w:lvlText w:val=""/>
+      <w:lvlJc w:val="left"/>
+      <w:pPr>
+        <w:tabs>
+          <w:tab w:val="num" w:pos="2160"/>
+        </w:tabs>
+        <w:ind w:left="2160" w:hanging="360"/>
+      </w:pPr>
+      <w:rPr>
+        <w:rFonts w:ascii="Wingdings" w:hAnsi="Wingdings" w:hint="default"/>
+        <w:sz w:val="20"/>
+      </w:rPr>
+    </w:lvl>
+    <w:lvl w:ilvl="3" w:tentative="1">
+      <w:start w:val="1"/>
+      <w:numFmt w:val="bullet"/>
+      <w:lvlText w:val=""/>
+      <w:lvlJc w:val="left"/>
+      <w:pPr>
+        <w:tabs>
+          <w:tab w:val="num" w:pos="2880"/>
+        </w:tabs>
+        <w:ind w:left="2880" w:hanging="360"/>
+      </w:pPr>
+      <w:rPr>
+        <w:rFonts w:ascii="Wingdings" w:hAnsi="Wingdings" w:hint="default"/>
+        <w:sz w:val="20"/>
+      </w:rPr>
+    </w:lvl>
+    <w:lvl w:ilvl="4" w:tentative="1">
+      <w:start w:val="1"/>
+      <w:numFmt w:val="bullet"/>
+      <w:lvlText w:val=""/>
+      <w:lvlJc w:val="left"/>
+      <w:pPr>
+        <w:tabs>
+          <w:tab w:val="num" w:pos="3600"/>
+        </w:tabs>
+        <w:ind w:left="3600" w:hanging="360"/>
+      </w:pPr>
+      <w:rPr>
+        <w:rFonts w:ascii="Wingdings" w:hAnsi="Wingdings" w:hint="default"/>
+        <w:sz w:val="20"/>
+      </w:rPr>
+    </w:lvl>
+    <w:lvl w:ilvl="5" w:tentative="1">
+      <w:start w:val="1"/>
+      <w:numFmt w:val="bullet"/>
+      <w:lvlText w:val=""/>
+      <w:lvlJc w:val="left"/>
+      <w:pPr>
+        <w:tabs>
+          <w:tab w:val="num" w:pos="4320"/>
+        </w:tabs>
+        <w:ind w:left="4320" w:hanging="360"/>
+      </w:pPr>
+      <w:rPr>
+        <w:rFonts w:ascii="Wingdings" w:hAnsi="Wingdings" w:hint="default"/>
+        <w:sz w:val="20"/>
+      </w:rPr>
+    </w:lvl>
+    <w:lvl w:ilvl="6" w:tentative="1">
+      <w:start w:val="1"/>
+      <w:numFmt w:val="bullet"/>
+      <w:lvlText w:val=""/>
+      <w:lvlJc w:val="left"/>
+      <w:pPr>
+        <w:tabs>
+          <w:tab w:val="num" w:pos="5040"/>
+        </w:tabs>
+        <w:ind w:left="5040" w:hanging="360"/>
+      </w:pPr>
+      <w:rPr>
+        <w:rFonts w:ascii="Wingdings" w:hAnsi="Wingdings" w:hint="default"/>
+        <w:sz w:val="20"/>
+      </w:rPr>
+    </w:lvl>
+    <w:lvl w:ilvl="7" w:tentative="1">
+      <w:start w:val="1"/>
+      <w:numFmt w:val="bullet"/>
+      <w:lvlText w:val=""/>
+      <w:lvlJc w:val="left"/>
+      <w:pPr>
+        <w:tabs>
+          <w:tab w:val="num" w:pos="5760"/>
+        </w:tabs>
+        <w:ind w:left="5760" w:hanging="360"/>
+      </w:pPr>
+      <w:rPr>
+        <w:rFonts w:ascii="Wingdings" w:hAnsi="Wingdings" w:hint="default"/>
+        <w:sz w:val="20"/>
+      </w:rPr>
+    </w:lvl>
+    <w:lvl w:ilvl="8" w:tentative="1">
+      <w:start w:val="1"/>
+      <w:numFmt w:val="bullet"/>
+      <w:lvlText w:val=""/>
+      <w:lvlJc w:val="left"/>
+      <w:pPr>
+        <w:tabs>
+          <w:tab w:val="num" w:pos="6480"/>
+        </w:tabs>
+        <w:ind w:left="6480" w:hanging="360"/>
+      </w:pPr>
+      <w:rPr>
+        <w:rFonts w:ascii="Wingdings" w:hAnsi="Wingdings" w:hint="default"/>
+        <w:sz w:val="20"/>
+      </w:rPr>
+    </w:lvl>
+  </w:abstractNum>
+  <w:abstractNum w:abstractNumId="17" w15:restartNumberingAfterBreak="0">
+    <w:nsid w:val="23792015"/>
+    <w:multiLevelType w:val="multilevel"/>
+    <w:tmpl w:val="D8A852B2"/>
+    <w:lvl w:ilvl="0">
+      <w:start w:val="1"/>
+      <w:numFmt w:val="bullet"/>
+      <w:lvlText w:val=""/>
+      <w:lvlJc w:val="left"/>
+      <w:pPr>
+        <w:tabs>
+          <w:tab w:val="num" w:pos="720"/>
+        </w:tabs>
+        <w:ind w:left="720" w:hanging="360"/>
+      </w:pPr>
+      <w:rPr>
+        <w:rFonts w:ascii="Symbol" w:hAnsi="Symbol" w:hint="default"/>
+        <w:sz w:val="20"/>
+      </w:rPr>
+    </w:lvl>
+    <w:lvl w:ilvl="1">
+      <w:start w:val="1"/>
+      <w:numFmt w:val="bullet"/>
+      <w:lvlText w:val="o"/>
+      <w:lvlJc w:val="left"/>
+      <w:pPr>
+        <w:tabs>
+          <w:tab w:val="num" w:pos="1440"/>
+        </w:tabs>
+        <w:ind w:left="1440" w:hanging="360"/>
+      </w:pPr>
+      <w:rPr>
+        <w:rFonts w:ascii="Courier New" w:hAnsi="Courier New" w:hint="default"/>
+        <w:sz w:val="20"/>
+      </w:rPr>
+    </w:lvl>
+    <w:lvl w:ilvl="2" w:tentative="1">
+      <w:start w:val="1"/>
+      <w:numFmt w:val="bullet"/>
+      <w:lvlText w:val=""/>
+      <w:lvlJc w:val="left"/>
+      <w:pPr>
+        <w:tabs>
+          <w:tab w:val="num" w:pos="2160"/>
+        </w:tabs>
+        <w:ind w:left="2160" w:hanging="360"/>
+      </w:pPr>
+      <w:rPr>
+        <w:rFonts w:ascii="Wingdings" w:hAnsi="Wingdings" w:hint="default"/>
+        <w:sz w:val="20"/>
+      </w:rPr>
+    </w:lvl>
+    <w:lvl w:ilvl="3" w:tentative="1">
+      <w:start w:val="1"/>
+      <w:numFmt w:val="bullet"/>
+      <w:lvlText w:val=""/>
+      <w:lvlJc w:val="left"/>
+      <w:pPr>
+        <w:tabs>
+          <w:tab w:val="num" w:pos="2880"/>
+        </w:tabs>
+        <w:ind w:left="2880" w:hanging="360"/>
+      </w:pPr>
+      <w:rPr>
+        <w:rFonts w:ascii="Wingdings" w:hAnsi="Wingdings" w:hint="default"/>
+        <w:sz w:val="20"/>
+      </w:rPr>
+    </w:lvl>
+    <w:lvl w:ilvl="4" w:tentative="1">
+      <w:start w:val="1"/>
+      <w:numFmt w:val="bullet"/>
+      <w:lvlText w:val=""/>
+      <w:lvlJc w:val="left"/>
+      <w:pPr>
+        <w:tabs>
+          <w:tab w:val="num" w:pos="3600"/>
+        </w:tabs>
+        <w:ind w:left="3600" w:hanging="360"/>
+      </w:pPr>
+      <w:rPr>
+        <w:rFonts w:ascii="Wingdings" w:hAnsi="Wingdings" w:hint="default"/>
+        <w:sz w:val="20"/>
+      </w:rPr>
+    </w:lvl>
+    <w:lvl w:ilvl="5" w:tentative="1">
+      <w:start w:val="1"/>
+      <w:numFmt w:val="bullet"/>
+      <w:lvlText w:val=""/>
+      <w:lvlJc w:val="left"/>
+      <w:pPr>
+        <w:tabs>
+          <w:tab w:val="num" w:pos="4320"/>
+        </w:tabs>
+        <w:ind w:left="4320" w:hanging="360"/>
+      </w:pPr>
+      <w:rPr>
+        <w:rFonts w:ascii="Wingdings" w:hAnsi="Wingdings" w:hint="default"/>
+        <w:sz w:val="20"/>
+      </w:rPr>
+    </w:lvl>
+    <w:lvl w:ilvl="6" w:tentative="1">
+      <w:start w:val="1"/>
+      <w:numFmt w:val="bullet"/>
+      <w:lvlText w:val=""/>
+      <w:lvlJc w:val="left"/>
+      <w:pPr>
+        <w:tabs>
+          <w:tab w:val="num" w:pos="5040"/>
+        </w:tabs>
+        <w:ind w:left="5040" w:hanging="360"/>
+      </w:pPr>
+      <w:rPr>
+        <w:rFonts w:ascii="Wingdings" w:hAnsi="Wingdings" w:hint="default"/>
+        <w:sz w:val="20"/>
+      </w:rPr>
+    </w:lvl>
+    <w:lvl w:ilvl="7" w:tentative="1">
+      <w:start w:val="1"/>
+      <w:numFmt w:val="bullet"/>
+      <w:lvlText w:val=""/>
+      <w:lvlJc w:val="left"/>
+      <w:pPr>
+        <w:tabs>
+          <w:tab w:val="num" w:pos="5760"/>
+        </w:tabs>
+        <w:ind w:left="5760" w:hanging="360"/>
+      </w:pPr>
+      <w:rPr>
+        <w:rFonts w:ascii="Wingdings" w:hAnsi="Wingdings" w:hint="default"/>
+        <w:sz w:val="20"/>
+      </w:rPr>
+    </w:lvl>
+    <w:lvl w:ilvl="8" w:tentative="1">
+      <w:start w:val="1"/>
+      <w:numFmt w:val="bullet"/>
+      <w:lvlText w:val=""/>
+      <w:lvlJc w:val="left"/>
+      <w:pPr>
+        <w:tabs>
+          <w:tab w:val="num" w:pos="6480"/>
+        </w:tabs>
+        <w:ind w:left="6480" w:hanging="360"/>
+      </w:pPr>
+      <w:rPr>
+        <w:rFonts w:ascii="Wingdings" w:hAnsi="Wingdings" w:hint="default"/>
+        <w:sz w:val="20"/>
+      </w:rPr>
+    </w:lvl>
+  </w:abstractNum>
+  <w:abstractNum w:abstractNumId="18" w15:restartNumberingAfterBreak="0">
     <w:nsid w:val="26344A1D"/>
     <w:multiLevelType w:val="multilevel"/>
     <w:tmpl w:val="FA98351A"/>
@@ -9838,7 +12009,7 @@
       </w:rPr>
     </w:lvl>
   </w:abstractNum>
-  <w:abstractNum w:abstractNumId="17" w15:restartNumberingAfterBreak="0">
+  <w:abstractNum w:abstractNumId="19" w15:restartNumberingAfterBreak="0">
     <w:nsid w:val="274942BC"/>
     <w:multiLevelType w:val="multilevel"/>
     <w:tmpl w:val="C748C888"/>
@@ -9951,7 +12122,7 @@
       </w:rPr>
     </w:lvl>
   </w:abstractNum>
-  <w:abstractNum w:abstractNumId="18" w15:restartNumberingAfterBreak="0">
+  <w:abstractNum w:abstractNumId="20" w15:restartNumberingAfterBreak="0">
     <w:nsid w:val="274A0B03"/>
     <w:multiLevelType w:val="multilevel"/>
     <w:tmpl w:val="5226E306"/>
@@ -10064,7 +12235,7 @@
       </w:rPr>
     </w:lvl>
   </w:abstractNum>
-  <w:abstractNum w:abstractNumId="19" w15:restartNumberingAfterBreak="0">
+  <w:abstractNum w:abstractNumId="21" w15:restartNumberingAfterBreak="0">
     <w:nsid w:val="296D64A2"/>
     <w:multiLevelType w:val="multilevel"/>
     <w:tmpl w:val="A8F680A8"/>
@@ -10177,7 +12348,7 @@
       </w:rPr>
     </w:lvl>
   </w:abstractNum>
-  <w:abstractNum w:abstractNumId="20" w15:restartNumberingAfterBreak="0">
+  <w:abstractNum w:abstractNumId="22" w15:restartNumberingAfterBreak="0">
     <w:nsid w:val="2A205A8C"/>
     <w:multiLevelType w:val="multilevel"/>
     <w:tmpl w:val="CCFC7210"/>
@@ -10290,7 +12461,121 @@
       </w:rPr>
     </w:lvl>
   </w:abstractNum>
-  <w:abstractNum w:abstractNumId="21" w15:restartNumberingAfterBreak="0">
+  <w:abstractNum w:abstractNumId="23" w15:restartNumberingAfterBreak="0">
+    <w:nsid w:val="2AEE1A31"/>
+    <w:multiLevelType w:val="hybridMultilevel"/>
+    <w:tmpl w:val="F96EA03C"/>
+    <w:lvl w:ilvl="0" w:tplc="BCC46130">
+      <w:start w:val="1"/>
+      <w:numFmt w:val="bullet"/>
+      <w:lvlText w:val=""/>
+      <w:lvlJc w:val="left"/>
+      <w:pPr>
+        <w:ind w:left="880" w:hanging="440"/>
+      </w:pPr>
+      <w:rPr>
+        <w:rFonts w:ascii="Wingdings" w:hAnsi="Wingdings" w:hint="default"/>
+        <w:sz w:val="12"/>
+      </w:rPr>
+    </w:lvl>
+    <w:lvl w:ilvl="1" w:tplc="04090003" w:tentative="1">
+      <w:start w:val="1"/>
+      <w:numFmt w:val="bullet"/>
+      <w:lvlText w:val=""/>
+      <w:lvlJc w:val="left"/>
+      <w:pPr>
+        <w:ind w:left="1320" w:hanging="440"/>
+      </w:pPr>
+      <w:rPr>
+        <w:rFonts w:ascii="Wingdings" w:hAnsi="Wingdings" w:hint="default"/>
+      </w:rPr>
+    </w:lvl>
+    <w:lvl w:ilvl="2" w:tplc="04090005" w:tentative="1">
+      <w:start w:val="1"/>
+      <w:numFmt w:val="bullet"/>
+      <w:lvlText w:val=""/>
+      <w:lvlJc w:val="left"/>
+      <w:pPr>
+        <w:ind w:left="1760" w:hanging="440"/>
+      </w:pPr>
+      <w:rPr>
+        <w:rFonts w:ascii="Wingdings" w:hAnsi="Wingdings" w:hint="default"/>
+      </w:rPr>
+    </w:lvl>
+    <w:lvl w:ilvl="3" w:tplc="04090001" w:tentative="1">
+      <w:start w:val="1"/>
+      <w:numFmt w:val="bullet"/>
+      <w:lvlText w:val=""/>
+      <w:lvlJc w:val="left"/>
+      <w:pPr>
+        <w:ind w:left="2200" w:hanging="440"/>
+      </w:pPr>
+      <w:rPr>
+        <w:rFonts w:ascii="Wingdings" w:hAnsi="Wingdings" w:hint="default"/>
+      </w:rPr>
+    </w:lvl>
+    <w:lvl w:ilvl="4" w:tplc="04090003" w:tentative="1">
+      <w:start w:val="1"/>
+      <w:numFmt w:val="bullet"/>
+      <w:lvlText w:val=""/>
+      <w:lvlJc w:val="left"/>
+      <w:pPr>
+        <w:ind w:left="2640" w:hanging="440"/>
+      </w:pPr>
+      <w:rPr>
+        <w:rFonts w:ascii="Wingdings" w:hAnsi="Wingdings" w:hint="default"/>
+      </w:rPr>
+    </w:lvl>
+    <w:lvl w:ilvl="5" w:tplc="04090005" w:tentative="1">
+      <w:start w:val="1"/>
+      <w:numFmt w:val="bullet"/>
+      <w:lvlText w:val=""/>
+      <w:lvlJc w:val="left"/>
+      <w:pPr>
+        <w:ind w:left="3080" w:hanging="440"/>
+      </w:pPr>
+      <w:rPr>
+        <w:rFonts w:ascii="Wingdings" w:hAnsi="Wingdings" w:hint="default"/>
+      </w:rPr>
+    </w:lvl>
+    <w:lvl w:ilvl="6" w:tplc="04090001" w:tentative="1">
+      <w:start w:val="1"/>
+      <w:numFmt w:val="bullet"/>
+      <w:lvlText w:val=""/>
+      <w:lvlJc w:val="left"/>
+      <w:pPr>
+        <w:ind w:left="3520" w:hanging="440"/>
+      </w:pPr>
+      <w:rPr>
+        <w:rFonts w:ascii="Wingdings" w:hAnsi="Wingdings" w:hint="default"/>
+      </w:rPr>
+    </w:lvl>
+    <w:lvl w:ilvl="7" w:tplc="04090003" w:tentative="1">
+      <w:start w:val="1"/>
+      <w:numFmt w:val="bullet"/>
+      <w:lvlText w:val=""/>
+      <w:lvlJc w:val="left"/>
+      <w:pPr>
+        <w:ind w:left="3960" w:hanging="440"/>
+      </w:pPr>
+      <w:rPr>
+        <w:rFonts w:ascii="Wingdings" w:hAnsi="Wingdings" w:hint="default"/>
+      </w:rPr>
+    </w:lvl>
+    <w:lvl w:ilvl="8" w:tplc="04090005" w:tentative="1">
+      <w:start w:val="1"/>
+      <w:numFmt w:val="bullet"/>
+      <w:lvlText w:val=""/>
+      <w:lvlJc w:val="left"/>
+      <w:pPr>
+        <w:ind w:left="4400" w:hanging="440"/>
+      </w:pPr>
+      <w:rPr>
+        <w:rFonts w:ascii="Wingdings" w:hAnsi="Wingdings" w:hint="default"/>
+      </w:rPr>
+    </w:lvl>
+  </w:abstractNum>
+  <w:abstractNum w:abstractNumId="24" w15:restartNumberingAfterBreak="0">
     <w:nsid w:val="2BF354CB"/>
     <w:multiLevelType w:val="multilevel"/>
     <w:tmpl w:val="866A0BBA"/>
@@ -10403,7 +12688,7 @@
       </w:rPr>
     </w:lvl>
   </w:abstractNum>
-  <w:abstractNum w:abstractNumId="22" w15:restartNumberingAfterBreak="0">
+  <w:abstractNum w:abstractNumId="25" w15:restartNumberingAfterBreak="0">
     <w:nsid w:val="2C5E4C22"/>
     <w:multiLevelType w:val="multilevel"/>
     <w:tmpl w:val="1272E71E"/>
@@ -10516,7 +12801,7 @@
       </w:rPr>
     </w:lvl>
   </w:abstractNum>
-  <w:abstractNum w:abstractNumId="23" w15:restartNumberingAfterBreak="0">
+  <w:abstractNum w:abstractNumId="26" w15:restartNumberingAfterBreak="0">
     <w:nsid w:val="2DFF3C1C"/>
     <w:multiLevelType w:val="multilevel"/>
     <w:tmpl w:val="8B76A10C"/>
@@ -10629,7 +12914,7 @@
       </w:rPr>
     </w:lvl>
   </w:abstractNum>
-  <w:abstractNum w:abstractNumId="24" w15:restartNumberingAfterBreak="0">
+  <w:abstractNum w:abstractNumId="27" w15:restartNumberingAfterBreak="0">
     <w:nsid w:val="32B4545C"/>
     <w:multiLevelType w:val="multilevel"/>
     <w:tmpl w:val="089EF376"/>
@@ -10774,7 +13059,7 @@
       </w:rPr>
     </w:lvl>
   </w:abstractNum>
-  <w:abstractNum w:abstractNumId="25" w15:restartNumberingAfterBreak="0">
+  <w:abstractNum w:abstractNumId="28" w15:restartNumberingAfterBreak="0">
     <w:nsid w:val="331C70D2"/>
     <w:multiLevelType w:val="multilevel"/>
     <w:tmpl w:val="F6ACD3EE"/>
@@ -10923,7 +13208,7 @@
       </w:rPr>
     </w:lvl>
   </w:abstractNum>
-  <w:abstractNum w:abstractNumId="26" w15:restartNumberingAfterBreak="0">
+  <w:abstractNum w:abstractNumId="29" w15:restartNumberingAfterBreak="0">
     <w:nsid w:val="33E63B2B"/>
     <w:multiLevelType w:val="multilevel"/>
     <w:tmpl w:val="3E56D05E"/>
@@ -11036,7 +13321,7 @@
       </w:rPr>
     </w:lvl>
   </w:abstractNum>
-  <w:abstractNum w:abstractNumId="27" w15:restartNumberingAfterBreak="0">
+  <w:abstractNum w:abstractNumId="30" w15:restartNumberingAfterBreak="0">
     <w:nsid w:val="352B657B"/>
     <w:multiLevelType w:val="multilevel"/>
     <w:tmpl w:val="B7A6127C"/>
@@ -11149,7 +13434,7 @@
       </w:rPr>
     </w:lvl>
   </w:abstractNum>
-  <w:abstractNum w:abstractNumId="28" w15:restartNumberingAfterBreak="0">
+  <w:abstractNum w:abstractNumId="31" w15:restartNumberingAfterBreak="0">
     <w:nsid w:val="36C73493"/>
     <w:multiLevelType w:val="multilevel"/>
     <w:tmpl w:val="5AFCD9BC"/>
@@ -11298,7 +13583,7 @@
       </w:rPr>
     </w:lvl>
   </w:abstractNum>
-  <w:abstractNum w:abstractNumId="29" w15:restartNumberingAfterBreak="0">
+  <w:abstractNum w:abstractNumId="32" w15:restartNumberingAfterBreak="0">
     <w:nsid w:val="3BD63B6F"/>
     <w:multiLevelType w:val="hybridMultilevel"/>
     <w:tmpl w:val="892254C2"/>
@@ -11387,7 +13672,7 @@
       </w:pPr>
     </w:lvl>
   </w:abstractNum>
-  <w:abstractNum w:abstractNumId="30" w15:restartNumberingAfterBreak="0">
+  <w:abstractNum w:abstractNumId="33" w15:restartNumberingAfterBreak="0">
     <w:nsid w:val="3E3A6625"/>
     <w:multiLevelType w:val="multilevel"/>
     <w:tmpl w:val="B0BC8F86"/>
@@ -11536,7 +13821,7 @@
       </w:rPr>
     </w:lvl>
   </w:abstractNum>
-  <w:abstractNum w:abstractNumId="31" w15:restartNumberingAfterBreak="0">
+  <w:abstractNum w:abstractNumId="34" w15:restartNumberingAfterBreak="0">
     <w:nsid w:val="407B7D11"/>
     <w:multiLevelType w:val="multilevel"/>
     <w:tmpl w:val="8EF83546"/>
@@ -11649,7 +13934,7 @@
       </w:rPr>
     </w:lvl>
   </w:abstractNum>
-  <w:abstractNum w:abstractNumId="32" w15:restartNumberingAfterBreak="0">
+  <w:abstractNum w:abstractNumId="35" w15:restartNumberingAfterBreak="0">
     <w:nsid w:val="440E06F7"/>
     <w:multiLevelType w:val="multilevel"/>
     <w:tmpl w:val="C7A6D616"/>
@@ -11762,7 +14047,7 @@
       </w:rPr>
     </w:lvl>
   </w:abstractNum>
-  <w:abstractNum w:abstractNumId="33" w15:restartNumberingAfterBreak="0">
+  <w:abstractNum w:abstractNumId="36" w15:restartNumberingAfterBreak="0">
     <w:nsid w:val="44F52C2F"/>
     <w:multiLevelType w:val="multilevel"/>
     <w:tmpl w:val="9ADA1E0C"/>
@@ -11911,7 +14196,120 @@
       </w:rPr>
     </w:lvl>
   </w:abstractNum>
-  <w:abstractNum w:abstractNumId="34" w15:restartNumberingAfterBreak="0">
+  <w:abstractNum w:abstractNumId="37" w15:restartNumberingAfterBreak="0">
+    <w:nsid w:val="452B3781"/>
+    <w:multiLevelType w:val="hybridMultilevel"/>
+    <w:tmpl w:val="309C1ED6"/>
+    <w:lvl w:ilvl="0" w:tplc="04090001">
+      <w:start w:val="1"/>
+      <w:numFmt w:val="bullet"/>
+      <w:lvlText w:val=""/>
+      <w:lvlJc w:val="left"/>
+      <w:pPr>
+        <w:ind w:left="880" w:hanging="440"/>
+      </w:pPr>
+      <w:rPr>
+        <w:rFonts w:ascii="Wingdings" w:hAnsi="Wingdings" w:hint="default"/>
+      </w:rPr>
+    </w:lvl>
+    <w:lvl w:ilvl="1" w:tplc="04090003" w:tentative="1">
+      <w:start w:val="1"/>
+      <w:numFmt w:val="bullet"/>
+      <w:lvlText w:val=""/>
+      <w:lvlJc w:val="left"/>
+      <w:pPr>
+        <w:ind w:left="1320" w:hanging="440"/>
+      </w:pPr>
+      <w:rPr>
+        <w:rFonts w:ascii="Wingdings" w:hAnsi="Wingdings" w:hint="default"/>
+      </w:rPr>
+    </w:lvl>
+    <w:lvl w:ilvl="2" w:tplc="04090005" w:tentative="1">
+      <w:start w:val="1"/>
+      <w:numFmt w:val="bullet"/>
+      <w:lvlText w:val=""/>
+      <w:lvlJc w:val="left"/>
+      <w:pPr>
+        <w:ind w:left="1760" w:hanging="440"/>
+      </w:pPr>
+      <w:rPr>
+        <w:rFonts w:ascii="Wingdings" w:hAnsi="Wingdings" w:hint="default"/>
+      </w:rPr>
+    </w:lvl>
+    <w:lvl w:ilvl="3" w:tplc="04090001" w:tentative="1">
+      <w:start w:val="1"/>
+      <w:numFmt w:val="bullet"/>
+      <w:lvlText w:val=""/>
+      <w:lvlJc w:val="left"/>
+      <w:pPr>
+        <w:ind w:left="2200" w:hanging="440"/>
+      </w:pPr>
+      <w:rPr>
+        <w:rFonts w:ascii="Wingdings" w:hAnsi="Wingdings" w:hint="default"/>
+      </w:rPr>
+    </w:lvl>
+    <w:lvl w:ilvl="4" w:tplc="04090003" w:tentative="1">
+      <w:start w:val="1"/>
+      <w:numFmt w:val="bullet"/>
+      <w:lvlText w:val=""/>
+      <w:lvlJc w:val="left"/>
+      <w:pPr>
+        <w:ind w:left="2640" w:hanging="440"/>
+      </w:pPr>
+      <w:rPr>
+        <w:rFonts w:ascii="Wingdings" w:hAnsi="Wingdings" w:hint="default"/>
+      </w:rPr>
+    </w:lvl>
+    <w:lvl w:ilvl="5" w:tplc="04090005" w:tentative="1">
+      <w:start w:val="1"/>
+      <w:numFmt w:val="bullet"/>
+      <w:lvlText w:val=""/>
+      <w:lvlJc w:val="left"/>
+      <w:pPr>
+        <w:ind w:left="3080" w:hanging="440"/>
+      </w:pPr>
+      <w:rPr>
+        <w:rFonts w:ascii="Wingdings" w:hAnsi="Wingdings" w:hint="default"/>
+      </w:rPr>
+    </w:lvl>
+    <w:lvl w:ilvl="6" w:tplc="04090001" w:tentative="1">
+      <w:start w:val="1"/>
+      <w:numFmt w:val="bullet"/>
+      <w:lvlText w:val=""/>
+      <w:lvlJc w:val="left"/>
+      <w:pPr>
+        <w:ind w:left="3520" w:hanging="440"/>
+      </w:pPr>
+      <w:rPr>
+        <w:rFonts w:ascii="Wingdings" w:hAnsi="Wingdings" w:hint="default"/>
+      </w:rPr>
+    </w:lvl>
+    <w:lvl w:ilvl="7" w:tplc="04090003" w:tentative="1">
+      <w:start w:val="1"/>
+      <w:numFmt w:val="bullet"/>
+      <w:lvlText w:val=""/>
+      <w:lvlJc w:val="left"/>
+      <w:pPr>
+        <w:ind w:left="3960" w:hanging="440"/>
+      </w:pPr>
+      <w:rPr>
+        <w:rFonts w:ascii="Wingdings" w:hAnsi="Wingdings" w:hint="default"/>
+      </w:rPr>
+    </w:lvl>
+    <w:lvl w:ilvl="8" w:tplc="04090005" w:tentative="1">
+      <w:start w:val="1"/>
+      <w:numFmt w:val="bullet"/>
+      <w:lvlText w:val=""/>
+      <w:lvlJc w:val="left"/>
+      <w:pPr>
+        <w:ind w:left="4400" w:hanging="440"/>
+      </w:pPr>
+      <w:rPr>
+        <w:rFonts w:ascii="Wingdings" w:hAnsi="Wingdings" w:hint="default"/>
+      </w:rPr>
+    </w:lvl>
+  </w:abstractNum>
+  <w:abstractNum w:abstractNumId="38" w15:restartNumberingAfterBreak="0">
     <w:nsid w:val="4A38175C"/>
     <w:multiLevelType w:val="multilevel"/>
     <w:tmpl w:val="22A46AC4"/>
@@ -12024,7 +14422,7 @@
       </w:rPr>
     </w:lvl>
   </w:abstractNum>
-  <w:abstractNum w:abstractNumId="35" w15:restartNumberingAfterBreak="0">
+  <w:abstractNum w:abstractNumId="39" w15:restartNumberingAfterBreak="0">
     <w:nsid w:val="4B08338D"/>
     <w:multiLevelType w:val="multilevel"/>
     <w:tmpl w:val="C32851E0"/>
@@ -12137,7 +14535,7 @@
       </w:rPr>
     </w:lvl>
   </w:abstractNum>
-  <w:abstractNum w:abstractNumId="36" w15:restartNumberingAfterBreak="0">
+  <w:abstractNum w:abstractNumId="40" w15:restartNumberingAfterBreak="0">
     <w:nsid w:val="4D5168C1"/>
     <w:multiLevelType w:val="hybridMultilevel"/>
     <w:tmpl w:val="1CC05BB0"/>
@@ -12226,7 +14624,7 @@
       </w:pPr>
     </w:lvl>
   </w:abstractNum>
-  <w:abstractNum w:abstractNumId="37" w15:restartNumberingAfterBreak="0">
+  <w:abstractNum w:abstractNumId="41" w15:restartNumberingAfterBreak="0">
     <w:nsid w:val="4EC051B9"/>
     <w:multiLevelType w:val="multilevel"/>
     <w:tmpl w:val="FD7AFA18"/>
@@ -12339,7 +14737,7 @@
       </w:rPr>
     </w:lvl>
   </w:abstractNum>
-  <w:abstractNum w:abstractNumId="38" w15:restartNumberingAfterBreak="0">
+  <w:abstractNum w:abstractNumId="42" w15:restartNumberingAfterBreak="0">
     <w:nsid w:val="4EFD06EA"/>
     <w:multiLevelType w:val="multilevel"/>
     <w:tmpl w:val="02A27608"/>
@@ -12488,7 +14886,7 @@
       </w:rPr>
     </w:lvl>
   </w:abstractNum>
-  <w:abstractNum w:abstractNumId="39" w15:restartNumberingAfterBreak="0">
+  <w:abstractNum w:abstractNumId="43" w15:restartNumberingAfterBreak="0">
     <w:nsid w:val="4F874405"/>
     <w:multiLevelType w:val="multilevel"/>
     <w:tmpl w:val="480C65A8"/>
@@ -12601,7 +14999,7 @@
       </w:rPr>
     </w:lvl>
   </w:abstractNum>
-  <w:abstractNum w:abstractNumId="40" w15:restartNumberingAfterBreak="0">
+  <w:abstractNum w:abstractNumId="44" w15:restartNumberingAfterBreak="0">
     <w:nsid w:val="51FA2F2B"/>
     <w:multiLevelType w:val="multilevel"/>
     <w:tmpl w:val="605AB292"/>
@@ -12714,7 +15112,7 @@
       </w:rPr>
     </w:lvl>
   </w:abstractNum>
-  <w:abstractNum w:abstractNumId="41" w15:restartNumberingAfterBreak="0">
+  <w:abstractNum w:abstractNumId="45" w15:restartNumberingAfterBreak="0">
     <w:nsid w:val="553C2741"/>
     <w:multiLevelType w:val="multilevel"/>
     <w:tmpl w:val="313646EA"/>
@@ -12827,7 +15225,7 @@
       </w:rPr>
     </w:lvl>
   </w:abstractNum>
-  <w:abstractNum w:abstractNumId="42" w15:restartNumberingAfterBreak="0">
+  <w:abstractNum w:abstractNumId="46" w15:restartNumberingAfterBreak="0">
     <w:nsid w:val="56344ADB"/>
     <w:multiLevelType w:val="multilevel"/>
     <w:tmpl w:val="0198A63A"/>
@@ -12976,7 +15374,7 @@
       </w:rPr>
     </w:lvl>
   </w:abstractNum>
-  <w:abstractNum w:abstractNumId="43" w15:restartNumberingAfterBreak="0">
+  <w:abstractNum w:abstractNumId="47" w15:restartNumberingAfterBreak="0">
     <w:nsid w:val="5EF241E9"/>
     <w:multiLevelType w:val="multilevel"/>
     <w:tmpl w:val="A9966C46"/>
@@ -13089,7 +15487,7 @@
       </w:rPr>
     </w:lvl>
   </w:abstractNum>
-  <w:abstractNum w:abstractNumId="44" w15:restartNumberingAfterBreak="0">
+  <w:abstractNum w:abstractNumId="48" w15:restartNumberingAfterBreak="0">
     <w:nsid w:val="6151371B"/>
     <w:multiLevelType w:val="hybridMultilevel"/>
     <w:tmpl w:val="DD3C0B62"/>
@@ -13178,7 +15576,7 @@
       </w:pPr>
     </w:lvl>
   </w:abstractNum>
-  <w:abstractNum w:abstractNumId="45" w15:restartNumberingAfterBreak="0">
+  <w:abstractNum w:abstractNumId="49" w15:restartNumberingAfterBreak="0">
     <w:nsid w:val="6A44007B"/>
     <w:multiLevelType w:val="multilevel"/>
     <w:tmpl w:val="569AAAC0"/>
@@ -13291,7 +15689,7 @@
       </w:rPr>
     </w:lvl>
   </w:abstractNum>
-  <w:abstractNum w:abstractNumId="46" w15:restartNumberingAfterBreak="0">
+  <w:abstractNum w:abstractNumId="50" w15:restartNumberingAfterBreak="0">
     <w:nsid w:val="6C3D2E92"/>
     <w:multiLevelType w:val="multilevel"/>
     <w:tmpl w:val="C7246C78"/>
@@ -13440,7 +15838,7 @@
       </w:rPr>
     </w:lvl>
   </w:abstractNum>
-  <w:abstractNum w:abstractNumId="47" w15:restartNumberingAfterBreak="0">
+  <w:abstractNum w:abstractNumId="51" w15:restartNumberingAfterBreak="0">
     <w:nsid w:val="6D4667EA"/>
     <w:multiLevelType w:val="multilevel"/>
     <w:tmpl w:val="8286BBFC"/>
@@ -13553,7 +15951,7 @@
       </w:rPr>
     </w:lvl>
   </w:abstractNum>
-  <w:abstractNum w:abstractNumId="48" w15:restartNumberingAfterBreak="0">
+  <w:abstractNum w:abstractNumId="52" w15:restartNumberingAfterBreak="0">
     <w:nsid w:val="6E5502FB"/>
     <w:multiLevelType w:val="hybridMultilevel"/>
     <w:tmpl w:val="307C9430"/>
@@ -13666,7 +16064,7 @@
       </w:rPr>
     </w:lvl>
   </w:abstractNum>
-  <w:abstractNum w:abstractNumId="49" w15:restartNumberingAfterBreak="0">
+  <w:abstractNum w:abstractNumId="53" w15:restartNumberingAfterBreak="0">
     <w:nsid w:val="6F780B73"/>
     <w:multiLevelType w:val="multilevel"/>
     <w:tmpl w:val="E9A287FE"/>
@@ -13815,7 +16213,7 @@
       </w:rPr>
     </w:lvl>
   </w:abstractNum>
-  <w:abstractNum w:abstractNumId="50" w15:restartNumberingAfterBreak="0">
+  <w:abstractNum w:abstractNumId="54" w15:restartNumberingAfterBreak="0">
     <w:nsid w:val="70E711C6"/>
     <w:multiLevelType w:val="multilevel"/>
     <w:tmpl w:val="2164484C"/>
@@ -13928,7 +16326,7 @@
       </w:rPr>
     </w:lvl>
   </w:abstractNum>
-  <w:abstractNum w:abstractNumId="51" w15:restartNumberingAfterBreak="0">
+  <w:abstractNum w:abstractNumId="55" w15:restartNumberingAfterBreak="0">
     <w:nsid w:val="74A77349"/>
     <w:multiLevelType w:val="multilevel"/>
     <w:tmpl w:val="ED58DF3A"/>
@@ -14077,7 +16475,7 @@
       </w:rPr>
     </w:lvl>
   </w:abstractNum>
-  <w:abstractNum w:abstractNumId="52" w15:restartNumberingAfterBreak="0">
+  <w:abstractNum w:abstractNumId="56" w15:restartNumberingAfterBreak="0">
     <w:nsid w:val="7C5B0B74"/>
     <w:multiLevelType w:val="multilevel"/>
     <w:tmpl w:val="476E9A9E"/>
@@ -14190,7 +16588,7 @@
       </w:rPr>
     </w:lvl>
   </w:abstractNum>
-  <w:abstractNum w:abstractNumId="53" w15:restartNumberingAfterBreak="0">
+  <w:abstractNum w:abstractNumId="57" w15:restartNumberingAfterBreak="0">
     <w:nsid w:val="7EC10415"/>
     <w:multiLevelType w:val="multilevel"/>
     <w:tmpl w:val="97C2610A"/>
@@ -14340,73 +16738,73 @@
     </w:lvl>
   </w:abstractNum>
   <w:num w:numId="1" w16cid:durableId="1161002362">
-    <w:abstractNumId w:val="36"/>
+    <w:abstractNumId w:val="40"/>
   </w:num>
   <w:num w:numId="2" w16cid:durableId="646665901">
-    <w:abstractNumId w:val="29"/>
+    <w:abstractNumId w:val="32"/>
   </w:num>
   <w:num w:numId="3" w16cid:durableId="579220518">
-    <w:abstractNumId w:val="44"/>
+    <w:abstractNumId w:val="48"/>
   </w:num>
   <w:num w:numId="4" w16cid:durableId="103500681">
-    <w:abstractNumId w:val="34"/>
+    <w:abstractNumId w:val="38"/>
   </w:num>
   <w:num w:numId="5" w16cid:durableId="617296083">
-    <w:abstractNumId w:val="23"/>
+    <w:abstractNumId w:val="26"/>
   </w:num>
   <w:num w:numId="6" w16cid:durableId="2052149824">
     <w:abstractNumId w:val="10"/>
   </w:num>
   <w:num w:numId="7" w16cid:durableId="402222522">
-    <w:abstractNumId w:val="45"/>
+    <w:abstractNumId w:val="49"/>
   </w:num>
   <w:num w:numId="8" w16cid:durableId="1647200662">
     <w:abstractNumId w:val="4"/>
   </w:num>
   <w:num w:numId="9" w16cid:durableId="1682121071">
-    <w:abstractNumId w:val="52"/>
+    <w:abstractNumId w:val="56"/>
   </w:num>
   <w:num w:numId="10" w16cid:durableId="246695865">
     <w:abstractNumId w:val="15"/>
   </w:num>
   <w:num w:numId="11" w16cid:durableId="2141993432">
-    <w:abstractNumId w:val="47"/>
+    <w:abstractNumId w:val="51"/>
   </w:num>
   <w:num w:numId="12" w16cid:durableId="641038559">
-    <w:abstractNumId w:val="26"/>
+    <w:abstractNumId w:val="29"/>
   </w:num>
   <w:num w:numId="13" w16cid:durableId="1611089610">
     <w:abstractNumId w:val="11"/>
   </w:num>
   <w:num w:numId="14" w16cid:durableId="1505780277">
-    <w:abstractNumId w:val="27"/>
+    <w:abstractNumId w:val="30"/>
   </w:num>
   <w:num w:numId="15" w16cid:durableId="1285043431">
-    <w:abstractNumId w:val="43"/>
+    <w:abstractNumId w:val="47"/>
   </w:num>
   <w:num w:numId="16" w16cid:durableId="60640942">
-    <w:abstractNumId w:val="31"/>
+    <w:abstractNumId w:val="34"/>
   </w:num>
   <w:num w:numId="17" w16cid:durableId="1933391165">
-    <w:abstractNumId w:val="19"/>
+    <w:abstractNumId w:val="21"/>
   </w:num>
   <w:num w:numId="18" w16cid:durableId="493376280">
-    <w:abstractNumId w:val="21"/>
+    <w:abstractNumId w:val="24"/>
   </w:num>
   <w:num w:numId="19" w16cid:durableId="128474687">
     <w:abstractNumId w:val="14"/>
   </w:num>
   <w:num w:numId="20" w16cid:durableId="2080013416">
-    <w:abstractNumId w:val="50"/>
+    <w:abstractNumId w:val="54"/>
   </w:num>
   <w:num w:numId="21" w16cid:durableId="1864705951">
-    <w:abstractNumId w:val="18"/>
+    <w:abstractNumId w:val="20"/>
   </w:num>
   <w:num w:numId="22" w16cid:durableId="1466965471">
-    <w:abstractNumId w:val="37"/>
+    <w:abstractNumId w:val="41"/>
   </w:num>
   <w:num w:numId="23" w16cid:durableId="232741186">
-    <w:abstractNumId w:val="40"/>
+    <w:abstractNumId w:val="44"/>
   </w:num>
   <w:num w:numId="24" w16cid:durableId="1743454208">
     <w:abstractNumId w:val="13"/>
@@ -14415,37 +16813,37 @@
     <w:abstractNumId w:val="1"/>
   </w:num>
   <w:num w:numId="26" w16cid:durableId="1428041549">
-    <w:abstractNumId w:val="22"/>
+    <w:abstractNumId w:val="25"/>
   </w:num>
   <w:num w:numId="27" w16cid:durableId="1168205411">
-    <w:abstractNumId w:val="35"/>
+    <w:abstractNumId w:val="39"/>
   </w:num>
   <w:num w:numId="28" w16cid:durableId="847213060">
-    <w:abstractNumId w:val="39"/>
+    <w:abstractNumId w:val="43"/>
   </w:num>
   <w:num w:numId="29" w16cid:durableId="461116745">
     <w:abstractNumId w:val="5"/>
   </w:num>
   <w:num w:numId="30" w16cid:durableId="780611823">
-    <w:abstractNumId w:val="24"/>
+    <w:abstractNumId w:val="27"/>
   </w:num>
   <w:num w:numId="31" w16cid:durableId="560598764">
-    <w:abstractNumId w:val="53"/>
+    <w:abstractNumId w:val="57"/>
   </w:num>
   <w:num w:numId="32" w16cid:durableId="1577281594">
-    <w:abstractNumId w:val="28"/>
+    <w:abstractNumId w:val="31"/>
   </w:num>
   <w:num w:numId="33" w16cid:durableId="219678338">
-    <w:abstractNumId w:val="33"/>
+    <w:abstractNumId w:val="36"/>
   </w:num>
   <w:num w:numId="34" w16cid:durableId="1347437688">
-    <w:abstractNumId w:val="17"/>
+    <w:abstractNumId w:val="19"/>
   </w:num>
   <w:num w:numId="35" w16cid:durableId="176117207">
     <w:abstractNumId w:val="12"/>
   </w:num>
   <w:num w:numId="36" w16cid:durableId="60299312">
-    <w:abstractNumId w:val="32"/>
+    <w:abstractNumId w:val="35"/>
   </w:num>
   <w:num w:numId="37" w16cid:durableId="132262369">
     <w:abstractNumId w:val="9"/>
@@ -14457,49 +16855,61 @@
     <w:abstractNumId w:val="8"/>
   </w:num>
   <w:num w:numId="40" w16cid:durableId="2057505569">
-    <w:abstractNumId w:val="20"/>
+    <w:abstractNumId w:val="22"/>
   </w:num>
   <w:num w:numId="41" w16cid:durableId="1611353309">
     <w:abstractNumId w:val="3"/>
   </w:num>
   <w:num w:numId="42" w16cid:durableId="258223712">
-    <w:abstractNumId w:val="16"/>
+    <w:abstractNumId w:val="18"/>
   </w:num>
   <w:num w:numId="43" w16cid:durableId="1978870285">
-    <w:abstractNumId w:val="41"/>
+    <w:abstractNumId w:val="45"/>
   </w:num>
   <w:num w:numId="44" w16cid:durableId="1362512055">
     <w:abstractNumId w:val="7"/>
   </w:num>
   <w:num w:numId="45" w16cid:durableId="886255239">
-    <w:abstractNumId w:val="30"/>
+    <w:abstractNumId w:val="33"/>
   </w:num>
   <w:num w:numId="46" w16cid:durableId="1694376994">
-    <w:abstractNumId w:val="25"/>
+    <w:abstractNumId w:val="28"/>
   </w:num>
   <w:num w:numId="47" w16cid:durableId="1323896147">
-    <w:abstractNumId w:val="49"/>
+    <w:abstractNumId w:val="53"/>
   </w:num>
   <w:num w:numId="48" w16cid:durableId="1261139311">
     <w:abstractNumId w:val="2"/>
   </w:num>
   <w:num w:numId="49" w16cid:durableId="1263342825">
-    <w:abstractNumId w:val="48"/>
+    <w:abstractNumId w:val="52"/>
   </w:num>
   <w:num w:numId="50" w16cid:durableId="1111626971">
     <w:abstractNumId w:val="6"/>
   </w:num>
   <w:num w:numId="51" w16cid:durableId="1201164508">
-    <w:abstractNumId w:val="38"/>
+    <w:abstractNumId w:val="42"/>
   </w:num>
   <w:num w:numId="52" w16cid:durableId="1052537446">
-    <w:abstractNumId w:val="42"/>
+    <w:abstractNumId w:val="46"/>
   </w:num>
   <w:num w:numId="53" w16cid:durableId="654337380">
-    <w:abstractNumId w:val="51"/>
+    <w:abstractNumId w:val="55"/>
   </w:num>
   <w:num w:numId="54" w16cid:durableId="1344434706">
-    <w:abstractNumId w:val="46"/>
+    <w:abstractNumId w:val="50"/>
+  </w:num>
+  <w:num w:numId="55" w16cid:durableId="780882353">
+    <w:abstractNumId w:val="37"/>
+  </w:num>
+  <w:num w:numId="56" w16cid:durableId="38014917">
+    <w:abstractNumId w:val="23"/>
+  </w:num>
+  <w:num w:numId="57" w16cid:durableId="2096054186">
+    <w:abstractNumId w:val="17"/>
+  </w:num>
+  <w:num w:numId="58" w16cid:durableId="757752258">
+    <w:abstractNumId w:val="16"/>
   </w:num>
 </w:numbering>
 </file>
@@ -15113,7 +17523,6 @@
   <w:style w:type="character" w:default="1" w:styleId="a0">
     <w:name w:val="Default Paragraph Font"/>
     <w:uiPriority w:val="1"/>
-    <w:semiHidden/>
     <w:unhideWhenUsed/>
   </w:style>
   <w:style w:type="table" w:default="1" w:styleId="a1">
@@ -15678,6 +18087,99 @@
     <w:basedOn w:val="a0"/>
     <w:rsid w:val="00DB495D"/>
   </w:style>
+  <w:style w:type="table" w:styleId="30">
+    <w:name w:val="Plain Table 3"/>
+    <w:basedOn w:val="a1"/>
+    <w:uiPriority w:val="43"/>
+    <w:rsid w:val="00960697"/>
+    <w:pPr>
+      <w:spacing w:after="0" w:line="240" w:lineRule="auto"/>
+    </w:pPr>
+    <w:tblPr>
+      <w:tblStyleRowBandSize w:val="1"/>
+      <w:tblStyleColBandSize w:val="1"/>
+    </w:tblPr>
+    <w:tblStylePr w:type="firstRow">
+      <w:rPr>
+        <w:b/>
+        <w:bCs/>
+        <w:caps/>
+      </w:rPr>
+      <w:tblPr/>
+      <w:tcPr>
+        <w:tcBorders>
+          <w:bottom w:val="single" w:sz="4" w:space="0" w:color="7F7F7F" w:themeColor="text1" w:themeTint="80"/>
+        </w:tcBorders>
+      </w:tcPr>
+    </w:tblStylePr>
+    <w:tblStylePr w:type="lastRow">
+      <w:rPr>
+        <w:b/>
+        <w:bCs/>
+        <w:caps/>
+      </w:rPr>
+      <w:tblPr/>
+      <w:tcPr>
+        <w:tcBorders>
+          <w:top w:val="nil"/>
+        </w:tcBorders>
+      </w:tcPr>
+    </w:tblStylePr>
+    <w:tblStylePr w:type="firstCol">
+      <w:rPr>
+        <w:b/>
+        <w:bCs/>
+        <w:caps/>
+      </w:rPr>
+      <w:tblPr/>
+      <w:tcPr>
+        <w:tcBorders>
+          <w:right w:val="single" w:sz="4" w:space="0" w:color="7F7F7F" w:themeColor="text1" w:themeTint="80"/>
+        </w:tcBorders>
+      </w:tcPr>
+    </w:tblStylePr>
+    <w:tblStylePr w:type="lastCol">
+      <w:rPr>
+        <w:b/>
+        <w:bCs/>
+        <w:caps/>
+      </w:rPr>
+      <w:tblPr/>
+      <w:tcPr>
+        <w:tcBorders>
+          <w:left w:val="nil"/>
+        </w:tcBorders>
+      </w:tcPr>
+    </w:tblStylePr>
+    <w:tblStylePr w:type="band1Vert">
+      <w:tblPr/>
+      <w:tcPr>
+        <w:shd w:val="clear" w:color="auto" w:fill="F2F2F2" w:themeFill="background1" w:themeFillShade="F2"/>
+      </w:tcPr>
+    </w:tblStylePr>
+    <w:tblStylePr w:type="band1Horz">
+      <w:tblPr/>
+      <w:tcPr>
+        <w:shd w:val="clear" w:color="auto" w:fill="F2F2F2" w:themeFill="background1" w:themeFillShade="F2"/>
+      </w:tcPr>
+    </w:tblStylePr>
+    <w:tblStylePr w:type="neCell">
+      <w:tblPr/>
+      <w:tcPr>
+        <w:tcBorders>
+          <w:left w:val="nil"/>
+        </w:tcBorders>
+      </w:tcPr>
+    </w:tblStylePr>
+    <w:tblStylePr w:type="nwCell">
+      <w:tblPr/>
+      <w:tcPr>
+        <w:tcBorders>
+          <w:right w:val="nil"/>
+        </w:tcBorders>
+      </w:tcPr>
+    </w:tblStylePr>
+  </w:style>
 </w:styles>
 </file>
 
